--- a/docs/实验报告.docx
+++ b/docs/实验报告.docx
@@ -7397,22 +7397,13 @@
         <w:ind w:firstLine="480"/>
       </w:pPr>
       <w:r>
-        <w:t>一个产品可以包含多个项目，项目从属于某一产品，因此</w:t>
-      </w:r>
-      <w:r>
-        <w:t xml:space="preserve"> </w:t>
-      </w:r>
-      <w:r>
-        <w:t>产品与项目之间是</w:t>
-      </w:r>
-      <w:r>
-        <w:t xml:space="preserve"> 1:N </w:t>
+        <w:t>一个产品可以包含多个项目，项目从属于某一产品，因此产品与项目之间是</w:t>
+      </w:r>
+      <w:r>
+        <w:t>1:N</w:t>
       </w:r>
       <w:r>
         <w:t>联系。</w:t>
-      </w:r>
-      <w:r>
-        <w:t xml:space="preserve"> </w:t>
       </w:r>
     </w:p>
     <w:p>
@@ -7424,7 +7415,7 @@
         <w:t>一个产品可以有多个成员，一个用户也可以参与多个产品，因此产品与用户本质上是</w:t>
       </w:r>
       <w:r>
-        <w:t xml:space="preserve"> M:N </w:t>
+        <w:t>M:N</w:t>
       </w:r>
       <w:r>
         <w:t>联系，通过</w:t>
@@ -7440,9 +7431,6 @@
       </w:r>
       <w:r>
         <w:t>实体展开实现。</w:t>
-      </w:r>
-      <w:r>
-        <w:t xml:space="preserve"> </w:t>
       </w:r>
     </w:p>
     <w:p>
@@ -7460,22 +7448,13 @@
         <w:ind w:firstLine="480"/>
       </w:pPr>
       <w:r>
-        <w:t>一个项目可以有多个项目成员，因此</w:t>
-      </w:r>
-      <w:r>
-        <w:t xml:space="preserve"> </w:t>
-      </w:r>
-      <w:r>
-        <w:t>项目与项目成员之间是</w:t>
-      </w:r>
-      <w:r>
-        <w:t xml:space="preserve"> 1:N </w:t>
+        <w:t>一个项目可以有多个项目成员，因此项目与项目成员之间是</w:t>
+      </w:r>
+      <w:r>
+        <w:t>1:N</w:t>
       </w:r>
       <w:r>
         <w:t>联系。</w:t>
-      </w:r>
-      <w:r>
-        <w:t xml:space="preserve"> </w:t>
       </w:r>
     </w:p>
     <w:p>
@@ -7487,13 +7466,10 @@
         <w:t>一个项目可以包含多条需求、多个测试用例、多个缺陷、多个里程碑、多个分支、多个评论，因此项目与这些实体之间均为</w:t>
       </w:r>
       <w:r>
-        <w:t xml:space="preserve"> 1:N </w:t>
+        <w:t>1:N</w:t>
       </w:r>
       <w:r>
         <w:t>联系。</w:t>
-      </w:r>
-      <w:r>
-        <w:t xml:space="preserve"> </w:t>
       </w:r>
     </w:p>
     <w:p>
@@ -7505,13 +7481,10 @@
         <w:t>审计日志也可归属于项目，因此项目与审计日志之间同样形成</w:t>
       </w:r>
       <w:r>
-        <w:t xml:space="preserve"> 1:N </w:t>
+        <w:t>1:N</w:t>
       </w:r>
       <w:r>
         <w:t>联系。</w:t>
-      </w:r>
-      <w:r>
-        <w:t xml:space="preserve"> </w:t>
       </w:r>
     </w:p>
     <w:p>
@@ -7532,25 +7505,16 @@
         <w:t>需求通过</w:t>
       </w:r>
       <w:r>
-        <w:t xml:space="preserve"> parent_id </w:t>
-      </w:r>
-      <w:r>
-        <w:t>可以引用另一条需求，形成父子层级结构，因此需求实体内部存在</w:t>
-      </w:r>
-      <w:r>
-        <w:t xml:space="preserve"> </w:t>
-      </w:r>
-      <w:r>
-        <w:t>自反</w:t>
-      </w:r>
-      <w:r>
-        <w:t xml:space="preserve"> 1:N </w:t>
+        <w:t>parent_id</w:t>
+      </w:r>
+      <w:r>
+        <w:t>可以引用另一条需求，形成父子层级结构，因此需求实体内部存在自反</w:t>
+      </w:r>
+      <w:r>
+        <w:t>1:N</w:t>
       </w:r>
       <w:r>
         <w:t>联系，即一条父需求可包含多条子需求。</w:t>
-      </w:r>
-      <w:r>
-        <w:t xml:space="preserve"> </w:t>
       </w:r>
     </w:p>
     <w:p>
@@ -7562,7 +7526,7 @@
         <w:t>需求之间还可通过需求链接表建立依赖、追踪、阻塞等关系，因此需求与需求之间还存在</w:t>
       </w:r>
       <w:r>
-        <w:t xml:space="preserve"> M:N </w:t>
+        <w:t>M:N</w:t>
       </w:r>
       <w:r>
         <w:t>业务联系，由</w:t>
@@ -7578,9 +7542,6 @@
       </w:r>
       <w:r>
         <w:t>实体展开实现。</w:t>
-      </w:r>
-      <w:r>
-        <w:t xml:space="preserve"> </w:t>
       </w:r>
     </w:p>
     <w:p>
@@ -7601,7 +7562,7 @@
         <w:t>一条需求可以对应多个测试用例，一个测试用例也可以验证多个需求，因此需求与测试用例之间是</w:t>
       </w:r>
       <w:r>
-        <w:t xml:space="preserve"> M:N </w:t>
+        <w:t>M:N</w:t>
       </w:r>
       <w:r>
         <w:t>联系，通过</w:t>
@@ -7623,9 +7584,6 @@
       </w:r>
       <w:r>
         <w:t>实体展开。</w:t>
-      </w:r>
-      <w:r>
-        <w:t xml:space="preserve"> </w:t>
       </w:r>
     </w:p>
     <w:p>
@@ -7646,19 +7604,16 @@
         <w:t>一条需求在实现或测试过程中可能关联多个缺陷，一个缺陷通常指向一条具体需求，因此需求与缺陷之间可抽象为</w:t>
       </w:r>
       <w:r>
-        <w:t xml:space="preserve"> 1:N </w:t>
+        <w:t>1:N</w:t>
       </w:r>
       <w:r>
         <w:t>联系。在当前设计中，缺陷同时归属于项目，并通过</w:t>
       </w:r>
       <w:r>
-        <w:t xml:space="preserve"> (project_id, requirement_id) </w:t>
+        <w:t>(project_id,requirement_id)</w:t>
       </w:r>
       <w:r>
         <w:t>与需求保持一致性约束。</w:t>
-      </w:r>
-      <w:r>
-        <w:t xml:space="preserve"> </w:t>
       </w:r>
     </w:p>
     <w:p>
@@ -7679,13 +7634,10 @@
         <w:t>一个项目可以产生多个里程碑，因此项目与里程碑为</w:t>
       </w:r>
       <w:r>
-        <w:t xml:space="preserve"> 1:N </w:t>
+        <w:t>1:N</w:t>
       </w:r>
       <w:r>
         <w:t>联系。</w:t>
-      </w:r>
-      <w:r>
-        <w:t xml:space="preserve"> </w:t>
       </w:r>
     </w:p>
     <w:p>
@@ -7697,7 +7649,7 @@
         <w:t>一个里程碑可以包含多个快照节点，因此里程碑与快照节点为</w:t>
       </w:r>
       <w:r>
-        <w:t xml:space="preserve"> 1:N </w:t>
+        <w:t>1:N</w:t>
       </w:r>
       <w:r>
         <w:t>联系。</w:t>
@@ -7712,13 +7664,10 @@
         <w:t>一个快照节点可对应某条需求在特定时刻的状态副本，因此需求与快照节点之间为</w:t>
       </w:r>
       <w:r>
-        <w:t xml:space="preserve"> 1:N </w:t>
+        <w:t>1:N</w:t>
       </w:r>
       <w:r>
         <w:t>联系。</w:t>
-      </w:r>
-      <w:r>
-        <w:t xml:space="preserve"> </w:t>
       </w:r>
     </w:p>
     <w:p>
@@ -7727,17 +7676,13 @@
         <w:ind w:firstLine="480"/>
       </w:pPr>
       <w:r>
-        <w:lastRenderedPageBreak/>
         <w:t>一个里程碑可以作为多个分支的基础基线，因此里程碑与分支为</w:t>
       </w:r>
       <w:r>
-        <w:t xml:space="preserve"> 1:N </w:t>
+        <w:t>1:N</w:t>
       </w:r>
       <w:r>
         <w:t>联系。</w:t>
-      </w:r>
-      <w:r>
-        <w:t xml:space="preserve"> </w:t>
       </w:r>
     </w:p>
     <w:p>
@@ -7746,16 +7691,14 @@
         <w:ind w:firstLine="480"/>
       </w:pPr>
       <w:r>
+        <w:lastRenderedPageBreak/>
         <w:t>一个分支可包含多个变更集，因此分支与变更集为</w:t>
       </w:r>
       <w:r>
-        <w:t xml:space="preserve"> 1:N </w:t>
+        <w:t>1:N</w:t>
       </w:r>
       <w:r>
         <w:t>联系。</w:t>
-      </w:r>
-      <w:r>
-        <w:t xml:space="preserve"> </w:t>
       </w:r>
     </w:p>
     <w:p>
@@ -7767,13 +7710,10 @@
         <w:t>一条需求在不同分支中可产生多条变更记录，因此需求与变更集之间也形成</w:t>
       </w:r>
       <w:r>
-        <w:t xml:space="preserve"> 1:N </w:t>
+        <w:t>1:N</w:t>
       </w:r>
       <w:r>
         <w:t>联系。</w:t>
-      </w:r>
-      <w:r>
-        <w:t xml:space="preserve"> </w:t>
       </w:r>
     </w:p>
     <w:p>
@@ -7791,22 +7731,13 @@
         <w:ind w:firstLine="480"/>
       </w:pPr>
       <w:r>
-        <w:t>评论支持回复评论，因此评论实体自身存在</w:t>
-      </w:r>
-      <w:r>
-        <w:t xml:space="preserve"> </w:t>
-      </w:r>
-      <w:r>
-        <w:t>自反</w:t>
-      </w:r>
-      <w:r>
-        <w:t xml:space="preserve"> 1:N </w:t>
+        <w:t>评论支持回复评论，因此评论实体自身存在自反</w:t>
+      </w:r>
+      <w:r>
+        <w:t>1:N</w:t>
       </w:r>
       <w:r>
         <w:t>联系。</w:t>
-      </w:r>
-      <w:r>
-        <w:t xml:space="preserve"> </w:t>
       </w:r>
     </w:p>
     <w:p>
@@ -8016,13 +7947,10 @@
         <w:t>产品与用户的多对多关系转换为</w:t>
       </w:r>
       <w:r>
-        <w:t xml:space="preserve"> manage_product_members</w:t>
+        <w:t>manage_product_members</w:t>
       </w:r>
       <w:r>
         <w:t>；</w:t>
-      </w:r>
-      <w:r>
-        <w:t xml:space="preserve"> </w:t>
       </w:r>
     </w:p>
     <w:p>
@@ -8031,17 +7959,13 @@
         <w:ind w:firstLine="480"/>
       </w:pPr>
       <w:r>
-        <w:lastRenderedPageBreak/>
         <w:t>项目与用户的多对多关系转换为</w:t>
       </w:r>
       <w:r>
-        <w:t xml:space="preserve"> manage_project_members</w:t>
+        <w:t>manage_project_members</w:t>
       </w:r>
       <w:r>
         <w:t>；</w:t>
-      </w:r>
-      <w:r>
-        <w:t xml:space="preserve"> </w:t>
       </w:r>
     </w:p>
     <w:p>
@@ -8053,13 +7977,10 @@
         <w:t>需求与测试用例的多对多关系转换为</w:t>
       </w:r>
       <w:r>
-        <w:t xml:space="preserve"> manage_requirement_test_links</w:t>
+        <w:t>manage_requirement_test_links</w:t>
       </w:r>
       <w:r>
         <w:t>；</w:t>
-      </w:r>
-      <w:r>
-        <w:t xml:space="preserve"> </w:t>
       </w:r>
     </w:p>
     <w:p>
@@ -8068,16 +7989,14 @@
         <w:ind w:firstLine="480"/>
       </w:pPr>
       <w:r>
+        <w:lastRenderedPageBreak/>
         <w:t>需求与需求之间的多对多追踪关系转换为</w:t>
       </w:r>
       <w:r>
-        <w:t xml:space="preserve"> manage_requirement_links</w:t>
+        <w:t>manage_requirement_links</w:t>
       </w:r>
       <w:r>
         <w:t>。</w:t>
-      </w:r>
-      <w:r>
-        <w:t xml:space="preserve"> </w:t>
       </w:r>
     </w:p>
     <w:p>
@@ -8098,19 +8017,19 @@
         <w:t>需求层级结构中的父子关系，通过</w:t>
       </w:r>
       <w:r>
-        <w:t xml:space="preserve"> manage_requirements.parent_id </w:t>
+        <w:t>manage_requirements.parent_id</w:t>
       </w:r>
       <w:r>
         <w:t>指向本表主键</w:t>
       </w:r>
       <w:r>
-        <w:t xml:space="preserve"> req_id </w:t>
+        <w:t>req_id</w:t>
       </w:r>
       <w:r>
         <w:t>实现；评论回复关系通过</w:t>
       </w:r>
       <w:r>
-        <w:t xml:space="preserve"> manage_comments.reply_to_id </w:t>
+        <w:t>manage_comments.reply_to_id</w:t>
       </w:r>
       <w:r>
         <w:t>指向本表主键实现。</w:t>
@@ -8134,13 +8053,13 @@
         <w:t>对于评论目标、审计日志目标等跨多实体对象，难以使用单一外键约束，因此逻辑设计中采用</w:t>
       </w:r>
       <w:r>
-        <w:t xml:space="preserve"> target_type + target_id </w:t>
+        <w:t>target_type+target_id</w:t>
       </w:r>
       <w:r>
         <w:t>的多态关联方式；对于标签、扩展字段、快照内容、变更前后数据等不固定属性，则使用</w:t>
       </w:r>
       <w:r>
-        <w:t xml:space="preserve"> JSONB </w:t>
+        <w:t>JSONB</w:t>
       </w:r>
       <w:r>
         <w:t>字段保存，提高扩展性。</w:t>
@@ -10984,7 +10903,6 @@
           <w:sz w:val="17"/>
           <w:szCs w:val="17"/>
         </w:rPr>
-        <w:lastRenderedPageBreak/>
         <w:t xml:space="preserve">12. </w:t>
       </w:r>
       <w:r>
@@ -11433,6 +11351,7 @@
           <w:sz w:val="17"/>
           <w:szCs w:val="17"/>
         </w:rPr>
+        <w:lastRenderedPageBreak/>
         <w:t xml:space="preserve">14. </w:t>
       </w:r>
       <w:r>
@@ -11939,19 +11858,19 @@
         <w:t>本系统适合采用</w:t>
       </w:r>
       <w:r>
-        <w:t xml:space="preserve"> PostgreSQL </w:t>
+        <w:t>PostgreSQL</w:t>
       </w:r>
       <w:r>
         <w:t>作为物理数据库。原因在于</w:t>
       </w:r>
       <w:r>
-        <w:t xml:space="preserve"> PostgreSQL </w:t>
+        <w:t>PostgreSQL</w:t>
       </w:r>
       <w:r>
         <w:t>对</w:t>
       </w:r>
       <w:r>
-        <w:t xml:space="preserve"> JSONB</w:t>
+        <w:t>JSONB</w:t>
       </w:r>
       <w:r>
         <w:t>、事务、一致性约束、自引用外键和复杂查询具有较强支持，能够满足需求管理系统在追踪、版本、审计和扩展字段方面的实现要求。</w:t>
@@ -11975,7 +11894,7 @@
         <w:t>产品表</w:t>
       </w:r>
       <w:r>
-        <w:t xml:space="preserve"> manage_products</w:t>
+        <w:t>manage_products</w:t>
       </w:r>
     </w:p>
     <w:p>
@@ -11993,7 +11912,7 @@
         <w:t>，类型为</w:t>
       </w:r>
       <w:r>
-        <w:t xml:space="preserve"> TEXT </w:t>
+        <w:t>TEXT</w:t>
       </w:r>
     </w:p>
     <w:p>
@@ -12003,9 +11922,6 @@
       </w:pPr>
       <w:r>
         <w:t>主要字段：</w:t>
-      </w:r>
-      <w:r>
-        <w:t xml:space="preserve"> </w:t>
       </w:r>
     </w:p>
     <w:p>
@@ -12603,19 +12519,16 @@
         <w:t>约束：主键约束；时间字段可设置默认值</w:t>
       </w:r>
       <w:r>
-        <w:t xml:space="preserve"> CURRENT_TIMESTAMP</w:t>
+        <w:t>CURRENT_TIMESTAMP</w:t>
       </w:r>
       <w:r>
         <w:t>；</w:t>
       </w:r>
       <w:r>
-        <w:t xml:space="preserve">name </w:t>
+        <w:t>name</w:t>
       </w:r>
       <w:r>
         <w:t>一般应设置非空约束。</w:t>
-      </w:r>
-      <w:r>
-        <w:t xml:space="preserve"> </w:t>
       </w:r>
     </w:p>
     <w:p>
@@ -12627,7 +12540,7 @@
         <w:t>产品成员表</w:t>
       </w:r>
       <w:r>
-        <w:t xml:space="preserve"> manage_product_members</w:t>
+        <w:t>manage_product_members</w:t>
       </w:r>
     </w:p>
     <w:p>
@@ -12645,7 +12558,7 @@
         <w:t>，</w:t>
       </w:r>
       <w:r>
-        <w:t xml:space="preserve">SERIAL </w:t>
+        <w:t>SERIAL</w:t>
       </w:r>
     </w:p>
     <w:p>
@@ -12657,7 +12570,7 @@
         <w:t>外键：</w:t>
       </w:r>
       <w:r>
-        <w:t xml:space="preserve">product_id → manage_products(product_id) </w:t>
+        <w:t>product_id→manage_products(product_id)</w:t>
       </w:r>
     </w:p>
     <w:p>
@@ -12666,7 +12579,6 @@
         <w:ind w:firstLine="480"/>
       </w:pPr>
       <w:r>
-        <w:lastRenderedPageBreak/>
         <w:t>字段：</w:t>
       </w:r>
       <w:r>
@@ -12688,7 +12600,7 @@
         <w:t>、</w:t>
       </w:r>
       <w:r>
-        <w:t xml:space="preserve">updated_at </w:t>
+        <w:t>updated_at</w:t>
       </w:r>
     </w:p>
     <w:p>
@@ -12700,13 +12612,10 @@
         <w:t>约束建议：可增加唯一约束</w:t>
       </w:r>
       <w:r>
-        <w:t xml:space="preserve"> (product_id, user_id)</w:t>
+        <w:t>(product_id,user_id)</w:t>
       </w:r>
       <w:r>
         <w:t>，避免同一用户重复加入同一产品。</w:t>
-      </w:r>
-      <w:r>
-        <w:t xml:space="preserve"> </w:t>
       </w:r>
     </w:p>
     <w:p>
@@ -12715,10 +12624,11 @@
         <w:spacing w:before="156" w:after="156"/>
       </w:pPr>
       <w:r>
+        <w:lastRenderedPageBreak/>
         <w:t>项目表</w:t>
       </w:r>
       <w:r>
-        <w:t xml:space="preserve"> manage_projects</w:t>
+        <w:t>manage_projects</w:t>
       </w:r>
     </w:p>
     <w:p>
@@ -12736,7 +12646,7 @@
         <w:t>，</w:t>
       </w:r>
       <w:r>
-        <w:t xml:space="preserve">TEXT </w:t>
+        <w:t>TEXT</w:t>
       </w:r>
     </w:p>
     <w:p>
@@ -12748,7 +12658,7 @@
         <w:t>外键：</w:t>
       </w:r>
       <w:r>
-        <w:t xml:space="preserve">product_id → manage_products(product_id) </w:t>
+        <w:t>product_id→manage_products(product_id)</w:t>
       </w:r>
     </w:p>
     <w:p>
@@ -12789,9 +12699,6 @@
       <w:r>
         <w:t>、时间字段</w:t>
       </w:r>
-      <w:r>
-        <w:t xml:space="preserve"> </w:t>
-      </w:r>
     </w:p>
     <w:p>
       <w:pPr>
@@ -12802,13 +12709,10 @@
         <w:t>说明：</w:t>
       </w:r>
       <w:r>
-        <w:t xml:space="preserve">current_session_id </w:t>
+        <w:t>current_session_id</w:t>
       </w:r>
       <w:r>
         <w:t>当前仅按普通文本存储，未建立独立会话表。</w:t>
-      </w:r>
-      <w:r>
-        <w:t xml:space="preserve"> </w:t>
       </w:r>
     </w:p>
     <w:p>
@@ -12820,7 +12724,7 @@
         <w:t>项目成员表</w:t>
       </w:r>
       <w:r>
-        <w:t xml:space="preserve"> manage_project_members</w:t>
+        <w:t>manage_project_members</w:t>
       </w:r>
     </w:p>
     <w:p>
@@ -12838,7 +12742,7 @@
         <w:t>，</w:t>
       </w:r>
       <w:r>
-        <w:t xml:space="preserve">SERIAL </w:t>
+        <w:t>SERIAL</w:t>
       </w:r>
     </w:p>
     <w:p>
@@ -12850,7 +12754,7 @@
         <w:t>外键：</w:t>
       </w:r>
       <w:r>
-        <w:t xml:space="preserve">project_id → manage_projects(project_id) </w:t>
+        <w:t>project_id→manage_projects(project_id)</w:t>
       </w:r>
     </w:p>
     <w:p>
@@ -12862,13 +12766,10 @@
         <w:t>约束建议：增加唯一约束</w:t>
       </w:r>
       <w:r>
-        <w:t xml:space="preserve"> (project_id, user_id)</w:t>
+        <w:t>(project_id,user_id)</w:t>
       </w:r>
       <w:r>
         <w:t>。</w:t>
-      </w:r>
-      <w:r>
-        <w:t xml:space="preserve"> </w:t>
       </w:r>
     </w:p>
     <w:p>
@@ -12880,7 +12781,7 @@
         <w:t>需求表</w:t>
       </w:r>
       <w:r>
-        <w:t xml:space="preserve"> manage_requirements</w:t>
+        <w:t>manage_requirements</w:t>
       </w:r>
     </w:p>
     <w:p>
@@ -12898,7 +12799,7 @@
         <w:t>，</w:t>
       </w:r>
       <w:r>
-        <w:t xml:space="preserve">TEXT </w:t>
+        <w:t>TEXT</w:t>
       </w:r>
     </w:p>
     <w:p>
@@ -12909,9 +12810,6 @@
       <w:r>
         <w:t>外键：</w:t>
       </w:r>
-      <w:r>
-        <w:t xml:space="preserve"> </w:t>
-      </w:r>
     </w:p>
     <w:p>
       <w:pPr>
@@ -12919,7 +12817,7 @@
         <w:ind w:firstLine="480"/>
       </w:pPr>
       <w:r>
-        <w:t xml:space="preserve">project_id → manage_projects(project_id) </w:t>
+        <w:t>project_id→manage_projects(project_id)</w:t>
       </w:r>
     </w:p>
     <w:p>
@@ -12928,13 +12826,10 @@
         <w:ind w:firstLine="480"/>
       </w:pPr>
       <w:r>
-        <w:t>parent_id → manage_requirements(req_id)</w:t>
+        <w:t>parent_id→manage_requirements(req_id)</w:t>
       </w:r>
       <w:r>
         <w:t>，实现需求树</w:t>
-      </w:r>
-      <w:r>
-        <w:t xml:space="preserve"> </w:t>
       </w:r>
     </w:p>
     <w:p>
@@ -12945,9 +12840,6 @@
       <w:r>
         <w:t>主要字段：</w:t>
       </w:r>
-      <w:r>
-        <w:t xml:space="preserve"> </w:t>
-      </w:r>
     </w:p>
     <w:p>
       <w:pPr>
@@ -12960,9 +12852,6 @@
       <w:r>
         <w:t>：需求类型</w:t>
       </w:r>
-      <w:r>
-        <w:t xml:space="preserve"> </w:t>
-      </w:r>
     </w:p>
     <w:p>
       <w:pPr>
@@ -12975,9 +12864,6 @@
       <w:r>
         <w:t>：需求状态</w:t>
       </w:r>
-      <w:r>
-        <w:t xml:space="preserve"> </w:t>
-      </w:r>
     </w:p>
     <w:p>
       <w:pPr>
@@ -12990,9 +12876,6 @@
       <w:r>
         <w:t>：需求标题</w:t>
       </w:r>
-      <w:r>
-        <w:t xml:space="preserve"> </w:t>
-      </w:r>
     </w:p>
     <w:p>
       <w:pPr>
@@ -13005,9 +12888,6 @@
       <w:r>
         <w:t>：需求描述</w:t>
       </w:r>
-      <w:r>
-        <w:t xml:space="preserve"> </w:t>
-      </w:r>
     </w:p>
     <w:p>
       <w:pPr>
@@ -13020,9 +12900,6 @@
       <w:r>
         <w:t>：优先级</w:t>
       </w:r>
-      <w:r>
-        <w:t xml:space="preserve"> </w:t>
-      </w:r>
     </w:p>
     <w:p>
       <w:pPr>
@@ -13035,9 +12912,6 @@
       <w:r>
         <w:t>：负责人</w:t>
       </w:r>
-      <w:r>
-        <w:t xml:space="preserve"> </w:t>
-      </w:r>
     </w:p>
     <w:p>
       <w:pPr>
@@ -13051,7 +12925,7 @@
         <w:t>：标签，</w:t>
       </w:r>
       <w:r>
-        <w:t xml:space="preserve">JSONB </w:t>
+        <w:t>JSONB</w:t>
       </w:r>
     </w:p>
     <w:p>
@@ -13066,7 +12940,7 @@
         <w:t>：截止日期，当前设计为</w:t>
       </w:r>
       <w:r>
-        <w:t xml:space="preserve"> TEXT </w:t>
+        <w:t>TEXT</w:t>
       </w:r>
     </w:p>
     <w:p>
@@ -13081,7 +12955,7 @@
         <w:t>：排序序号，</w:t>
       </w:r>
       <w:r>
-        <w:t xml:space="preserve">INTEGER </w:t>
+        <w:t>INTEGER</w:t>
       </w:r>
     </w:p>
     <w:p>
@@ -13090,13 +12964,10 @@
         <w:ind w:firstLine="480"/>
       </w:pPr>
       <w:r>
-        <w:t>source_req_id / source_level</w:t>
+        <w:t>source_req_id/source_level</w:t>
       </w:r>
       <w:r>
         <w:t>：来源描述字段</w:t>
-      </w:r>
-      <w:r>
-        <w:t xml:space="preserve"> </w:t>
       </w:r>
     </w:p>
     <w:p>
@@ -13105,14 +12976,13 @@
         <w:ind w:firstLine="480"/>
       </w:pPr>
       <w:r>
-        <w:lastRenderedPageBreak/>
         <w:t>custom_fields</w:t>
       </w:r>
       <w:r>
         <w:t>：扩展字段，</w:t>
       </w:r>
       <w:r>
-        <w:t xml:space="preserve">JSONB </w:t>
+        <w:t>JSONB</w:t>
       </w:r>
     </w:p>
     <w:p>
@@ -13127,7 +12997,7 @@
         <w:t>：是否进入计划，</w:t>
       </w:r>
       <w:r>
-        <w:t xml:space="preserve">BOOLEAN </w:t>
+        <w:t>BOOLEAN</w:t>
       </w:r>
     </w:p>
     <w:p>
@@ -13142,7 +13012,7 @@
         <w:t>：逻辑删除标志，</w:t>
       </w:r>
       <w:r>
-        <w:t xml:space="preserve">BOOLEAN </w:t>
+        <w:t>BOOLEAN</w:t>
       </w:r>
     </w:p>
     <w:p>
@@ -13154,19 +13024,20 @@
         <w:t>说明：</w:t>
       </w:r>
       <w:r>
-        <w:t xml:space="preserve">source_req_id </w:t>
+        <w:t>source_req_id</w:t>
       </w:r>
       <w:r>
         <w:t>和</w:t>
       </w:r>
       <w:r>
-        <w:t xml:space="preserve"> source_level </w:t>
-      </w:r>
-      <w:r>
-        <w:t>当前属于描述性字段，并未设置外键约束。</w:t>
-      </w:r>
-      <w:r>
-        <w:t xml:space="preserve"> </w:t>
+        <w:t>source_level</w:t>
+      </w:r>
+      <w:r>
+        <w:t>当前属于描述性字段，并未设置外键约</w:t>
+      </w:r>
+      <w:r>
+        <w:lastRenderedPageBreak/>
+        <w:t>束。</w:t>
       </w:r>
     </w:p>
     <w:p>
@@ -13177,9 +13048,6 @@
       <w:r>
         <w:t>约束建议：</w:t>
       </w:r>
-      <w:r>
-        <w:t xml:space="preserve"> </w:t>
-      </w:r>
     </w:p>
     <w:p>
       <w:pPr>
@@ -13193,13 +13061,10 @@
         <w:t>、</w:t>
       </w:r>
       <w:r>
-        <w:t xml:space="preserve">project_id </w:t>
+        <w:t>project_id</w:t>
       </w:r>
       <w:r>
         <w:t>设置非空；</w:t>
-      </w:r>
-      <w:r>
-        <w:t xml:space="preserve"> </w:t>
       </w:r>
     </w:p>
     <w:p>
@@ -13214,13 +13079,10 @@
         <w:t>、</w:t>
       </w:r>
       <w:r>
-        <w:t xml:space="preserve">is_planned </w:t>
+        <w:t>is_planned</w:t>
       </w:r>
       <w:r>
         <w:t>设置默认值；</w:t>
-      </w:r>
-      <w:r>
-        <w:t xml:space="preserve"> </w:t>
       </w:r>
     </w:p>
     <w:p>
@@ -13232,13 +13094,10 @@
         <w:t>可为</w:t>
       </w:r>
       <w:r>
-        <w:t xml:space="preserve"> (project_id, parent_id, order_index) </w:t>
+        <w:t>(project_id,parent_id,order_index)</w:t>
       </w:r>
       <w:r>
         <w:t>建索引，以提升树形展示性能。</w:t>
-      </w:r>
-      <w:r>
-        <w:t xml:space="preserve"> </w:t>
       </w:r>
     </w:p>
     <w:p>
@@ -13250,7 +13109,7 @@
         <w:t>需求链接表</w:t>
       </w:r>
       <w:r>
-        <w:t xml:space="preserve"> manage_requirement_links</w:t>
+        <w:t>manage_requirement_links</w:t>
       </w:r>
     </w:p>
     <w:p>
@@ -13268,7 +13127,7 @@
         <w:t>，</w:t>
       </w:r>
       <w:r>
-        <w:t xml:space="preserve">SERIAL </w:t>
+        <w:t>SERIAL</w:t>
       </w:r>
     </w:p>
     <w:p>
@@ -13279,9 +13138,6 @@
       <w:r>
         <w:t>外键：</w:t>
       </w:r>
-      <w:r>
-        <w:t xml:space="preserve"> </w:t>
-      </w:r>
     </w:p>
     <w:p>
       <w:pPr>
@@ -13289,7 +13145,7 @@
         <w:ind w:firstLine="480"/>
       </w:pPr>
       <w:r>
-        <w:t xml:space="preserve">source_req_id → manage_requirements(req_id) </w:t>
+        <w:t>source_req_id→manage_requirements(req_id)</w:t>
       </w:r>
     </w:p>
     <w:p>
@@ -13298,7 +13154,7 @@
         <w:ind w:firstLine="480"/>
       </w:pPr>
       <w:r>
-        <w:t xml:space="preserve">target_req_id → manage_requirements(req_id) </w:t>
+        <w:t>target_req_id→manage_requirements(req_id)</w:t>
       </w:r>
     </w:p>
     <w:p>
@@ -13309,9 +13165,6 @@
       <w:r>
         <w:t>作用：实现需求间多对多追踪关系</w:t>
       </w:r>
-      <w:r>
-        <w:t xml:space="preserve"> </w:t>
-      </w:r>
     </w:p>
     <w:p>
       <w:pPr>
@@ -13321,9 +13174,6 @@
       <w:r>
         <w:t>约束建议：可增加检查约束，禁止源需求与目标需求相同。</w:t>
       </w:r>
-      <w:r>
-        <w:t xml:space="preserve"> </w:t>
-      </w:r>
     </w:p>
     <w:p>
       <w:pPr>
@@ -13334,7 +13184,7 @@
         <w:t>测试用例表</w:t>
       </w:r>
       <w:r>
-        <w:t xml:space="preserve"> manage_test_cases</w:t>
+        <w:t>manage_test_cases</w:t>
       </w:r>
     </w:p>
     <w:p>
@@ -13352,7 +13202,7 @@
         <w:t>，</w:t>
       </w:r>
       <w:r>
-        <w:t xml:space="preserve">TEXT </w:t>
+        <w:t>TEXT</w:t>
       </w:r>
     </w:p>
     <w:p>
@@ -13364,7 +13214,7 @@
         <w:t>外键：</w:t>
       </w:r>
       <w:r>
-        <w:t xml:space="preserve">project_id → manage_projects(project_id) </w:t>
+        <w:t>project_id→manage_projects(project_id)</w:t>
       </w:r>
     </w:p>
     <w:p>
@@ -13375,9 +13225,6 @@
       <w:r>
         <w:t>字段：标题、描述、状态、来源、创建人、创建时间。</w:t>
       </w:r>
-      <w:r>
-        <w:t xml:space="preserve"> </w:t>
-      </w:r>
     </w:p>
     <w:p>
       <w:pPr>
@@ -13394,7 +13241,7 @@
         <w:t>测试链接表</w:t>
       </w:r>
       <w:r>
-        <w:t xml:space="preserve"> manage_requirement_test_links</w:t>
+        <w:t>manage_requirement_test_links</w:t>
       </w:r>
     </w:p>
     <w:p>
@@ -13412,7 +13259,7 @@
         <w:t>，</w:t>
       </w:r>
       <w:r>
-        <w:t xml:space="preserve">SERIAL </w:t>
+        <w:t>SERIAL</w:t>
       </w:r>
     </w:p>
     <w:p>
@@ -13423,9 +13270,6 @@
       <w:r>
         <w:t>外键：</w:t>
       </w:r>
-      <w:r>
-        <w:t xml:space="preserve"> </w:t>
-      </w:r>
     </w:p>
     <w:p>
       <w:pPr>
@@ -13433,7 +13277,7 @@
         <w:ind w:firstLine="480"/>
       </w:pPr>
       <w:r>
-        <w:t xml:space="preserve">requirement_id → manage_requirements(req_id) </w:t>
+        <w:t>requirement_id→manage_requirements(req_id)</w:t>
       </w:r>
     </w:p>
     <w:p>
@@ -13442,7 +13286,7 @@
         <w:ind w:firstLine="480"/>
       </w:pPr>
       <w:r>
-        <w:t xml:space="preserve">test_case_id → manage_test_cases(test_case_id) </w:t>
+        <w:t>test_case_id→manage_test_cases(test_case_id)</w:t>
       </w:r>
     </w:p>
     <w:p>
@@ -13454,13 +13298,10 @@
         <w:t>作用：实现需求与测试用例的</w:t>
       </w:r>
       <w:r>
-        <w:t xml:space="preserve"> M:N </w:t>
+        <w:t>M:N</w:t>
       </w:r>
       <w:r>
         <w:t>映射</w:t>
-      </w:r>
-      <w:r>
-        <w:t xml:space="preserve"> </w:t>
       </w:r>
     </w:p>
     <w:p>
@@ -13472,13 +13313,10 @@
         <w:t>约束建议：增加唯一约束</w:t>
       </w:r>
       <w:r>
-        <w:t xml:space="preserve"> (requirement_id, test_case_id)</w:t>
+        <w:t>(requirement_id,test_case_id)</w:t>
       </w:r>
       <w:r>
         <w:t>。</w:t>
-      </w:r>
-      <w:r>
-        <w:t xml:space="preserve"> </w:t>
       </w:r>
     </w:p>
     <w:p>
@@ -13487,11 +13325,10 @@
         <w:spacing w:before="156" w:after="156"/>
       </w:pPr>
       <w:r>
-        <w:lastRenderedPageBreak/>
         <w:t>缺陷表</w:t>
       </w:r>
       <w:r>
-        <w:t xml:space="preserve"> manage_defects</w:t>
+        <w:t>manage_defects</w:t>
       </w:r>
     </w:p>
     <w:p>
@@ -13509,7 +13346,7 @@
         <w:t>，</w:t>
       </w:r>
       <w:r>
-        <w:t xml:space="preserve">TEXT </w:t>
+        <w:t>TEXT</w:t>
       </w:r>
     </w:p>
     <w:p>
@@ -13520,9 +13357,6 @@
       <w:r>
         <w:t>外键：</w:t>
       </w:r>
-      <w:r>
-        <w:t xml:space="preserve"> </w:t>
-      </w:r>
     </w:p>
     <w:p>
       <w:pPr>
@@ -13530,7 +13364,7 @@
         <w:ind w:firstLine="480"/>
       </w:pPr>
       <w:r>
-        <w:t xml:space="preserve">project_id → manage_projects(project_id) </w:t>
+        <w:t>project_id→manage_projects(project_id)</w:t>
       </w:r>
     </w:p>
     <w:p>
@@ -13539,13 +13373,14 @@
         <w:ind w:firstLine="480"/>
       </w:pPr>
       <w:r>
-        <w:t xml:space="preserve">(project_id, requirement_id) → manage_requirements(project_id, req_id) </w:t>
-      </w:r>
-      <w:r>
-        <w:t>的复合外键约束</w:t>
-      </w:r>
-      <w:r>
-        <w:t xml:space="preserve"> </w:t>
+        <w:t>(project_id,requirement_id)→manage_requirements(project_id,req_id)</w:t>
+      </w:r>
+      <w:r>
+        <w:t>的复合外</w:t>
+      </w:r>
+      <w:r>
+        <w:lastRenderedPageBreak/>
+        <w:t>键约束</w:t>
       </w:r>
     </w:p>
     <w:p>
@@ -13565,9 +13400,6 @@
       <w:r>
         <w:t>说明：复合外键可确保缺陷关联的需求确实属于同一项目。</w:t>
       </w:r>
-      <w:r>
-        <w:t xml:space="preserve"> </w:t>
-      </w:r>
     </w:p>
     <w:p>
       <w:pPr>
@@ -13578,7 +13410,7 @@
         <w:t>里程碑表</w:t>
       </w:r>
       <w:r>
-        <w:t xml:space="preserve"> manage_milestones</w:t>
+        <w:t>manage_milestones</w:t>
       </w:r>
     </w:p>
     <w:p>
@@ -13596,7 +13428,7 @@
         <w:t>，</w:t>
       </w:r>
       <w:r>
-        <w:t xml:space="preserve">TEXT </w:t>
+        <w:t>TEXT</w:t>
       </w:r>
     </w:p>
     <w:p>
@@ -13608,7 +13440,7 @@
         <w:t>外键：</w:t>
       </w:r>
       <w:r>
-        <w:t xml:space="preserve">project_id → manage_projects(project_id) </w:t>
+        <w:t>project_id→manage_projects(project_id)</w:t>
       </w:r>
     </w:p>
     <w:p>
@@ -13628,9 +13460,6 @@
       <w:r>
         <w:t>特点：兼顾普通里程碑与基线快照两类场景。</w:t>
       </w:r>
-      <w:r>
-        <w:t xml:space="preserve"> </w:t>
-      </w:r>
     </w:p>
     <w:p>
       <w:pPr>
@@ -13641,7 +13470,7 @@
         <w:t>里程碑快照节点表</w:t>
       </w:r>
       <w:r>
-        <w:t xml:space="preserve"> manage_milestone_nodes</w:t>
+        <w:t>manage_milestone_nodes</w:t>
       </w:r>
     </w:p>
     <w:p>
@@ -13659,7 +13488,7 @@
         <w:t>，</w:t>
       </w:r>
       <w:r>
-        <w:t xml:space="preserve">TEXT </w:t>
+        <w:t>TEXT</w:t>
       </w:r>
     </w:p>
     <w:p>
@@ -13670,9 +13499,6 @@
       <w:r>
         <w:t>外键：</w:t>
       </w:r>
-      <w:r>
-        <w:t xml:space="preserve"> </w:t>
-      </w:r>
     </w:p>
     <w:p>
       <w:pPr>
@@ -13680,7 +13506,7 @@
         <w:ind w:firstLine="480"/>
       </w:pPr>
       <w:r>
-        <w:t xml:space="preserve">milestone_id → manage_milestones(milestone_id) </w:t>
+        <w:t>milestone_id→manage_milestones(milestone_id)</w:t>
       </w:r>
     </w:p>
     <w:p>
@@ -13689,7 +13515,7 @@
         <w:ind w:firstLine="480"/>
       </w:pPr>
       <w:r>
-        <w:t xml:space="preserve">requirement_id → manage_requirements(req_id) </w:t>
+        <w:t>requirement_id→manage_requirements(req_id)</w:t>
       </w:r>
     </w:p>
     <w:p>
@@ -13700,9 +13526,6 @@
       <w:r>
         <w:t>字段：需求快照内容、标题、状态、排序等</w:t>
       </w:r>
-      <w:r>
-        <w:t xml:space="preserve"> </w:t>
-      </w:r>
     </w:p>
     <w:p>
       <w:pPr>
@@ -13713,13 +13536,10 @@
         <w:t>说明：其中</w:t>
       </w:r>
       <w:r>
-        <w:t xml:space="preserve"> parent_id </w:t>
+        <w:t>parent_id</w:t>
       </w:r>
       <w:r>
         <w:t>仅表示快照中的树形关系数据，并非当前表上的自引用外键。</w:t>
-      </w:r>
-      <w:r>
-        <w:t xml:space="preserve"> </w:t>
       </w:r>
     </w:p>
     <w:p>
@@ -13731,7 +13551,7 @@
         <w:t>分支表</w:t>
       </w:r>
       <w:r>
-        <w:t xml:space="preserve"> manage_branches</w:t>
+        <w:t>manage_branches</w:t>
       </w:r>
     </w:p>
     <w:p>
@@ -13749,7 +13569,7 @@
         <w:t>，</w:t>
       </w:r>
       <w:r>
-        <w:t xml:space="preserve">TEXT </w:t>
+        <w:t>TEXT</w:t>
       </w:r>
     </w:p>
     <w:p>
@@ -13760,9 +13580,6 @@
       <w:r>
         <w:t>外键：</w:t>
       </w:r>
-      <w:r>
-        <w:t xml:space="preserve"> </w:t>
-      </w:r>
     </w:p>
     <w:p>
       <w:pPr>
@@ -13770,7 +13587,7 @@
         <w:ind w:firstLine="480"/>
       </w:pPr>
       <w:r>
-        <w:t xml:space="preserve">project_id → manage_projects(project_id) </w:t>
+        <w:t>project_id→manage_projects(project_id)</w:t>
       </w:r>
     </w:p>
     <w:p>
@@ -13779,7 +13596,7 @@
         <w:ind w:firstLine="480"/>
       </w:pPr>
       <w:r>
-        <w:t xml:space="preserve">base_milestone_id → manage_milestones(milestone_id) </w:t>
+        <w:t>base_milestone_id→manage_milestones(milestone_id)</w:t>
       </w:r>
     </w:p>
     <w:p>
@@ -13790,9 +13607,6 @@
       <w:r>
         <w:t>字段：名称、状态、元数据、创建信息。</w:t>
       </w:r>
-      <w:r>
-        <w:t xml:space="preserve"> </w:t>
-      </w:r>
     </w:p>
     <w:p>
       <w:pPr>
@@ -13800,11 +13614,10 @@
         <w:spacing w:before="156" w:after="156"/>
       </w:pPr>
       <w:r>
-        <w:lastRenderedPageBreak/>
         <w:t>变更集表</w:t>
       </w:r>
       <w:r>
-        <w:t xml:space="preserve"> manage_change_sets</w:t>
+        <w:t>manage_change_sets</w:t>
       </w:r>
     </w:p>
     <w:p>
@@ -13822,7 +13635,7 @@
         <w:t>，</w:t>
       </w:r>
       <w:r>
-        <w:t xml:space="preserve">TEXT </w:t>
+        <w:t>TEXT</w:t>
       </w:r>
     </w:p>
     <w:p>
@@ -13833,9 +13646,6 @@
       <w:r>
         <w:t>外键：</w:t>
       </w:r>
-      <w:r>
-        <w:t xml:space="preserve"> </w:t>
-      </w:r>
     </w:p>
     <w:p>
       <w:pPr>
@@ -13843,7 +13653,7 @@
         <w:ind w:firstLine="480"/>
       </w:pPr>
       <w:r>
-        <w:t xml:space="preserve">branch_id → manage_branches(branch_id) </w:t>
+        <w:t>branch_id→manage_branches(branch_id)</w:t>
       </w:r>
     </w:p>
     <w:p>
@@ -13852,7 +13662,7 @@
         <w:ind w:firstLine="480"/>
       </w:pPr>
       <w:r>
-        <w:t xml:space="preserve">requirement_id → manage_requirements(req_id) </w:t>
+        <w:t>requirement_id→manage_requirements(req_id)</w:t>
       </w:r>
     </w:p>
     <w:p>
@@ -13863,9 +13673,6 @@
       <w:r>
         <w:t>字段：</w:t>
       </w:r>
-      <w:r>
-        <w:t xml:space="preserve"> </w:t>
-      </w:r>
     </w:p>
     <w:p>
       <w:pPr>
@@ -13873,13 +13680,11 @@
         <w:ind w:firstLine="480"/>
       </w:pPr>
       <w:r>
+        <w:lastRenderedPageBreak/>
         <w:t>change_type</w:t>
       </w:r>
       <w:r>
         <w:t>：变更类型</w:t>
-      </w:r>
-      <w:r>
-        <w:t xml:space="preserve"> </w:t>
       </w:r>
     </w:p>
     <w:p>
@@ -13888,13 +13693,13 @@
         <w:ind w:firstLine="480"/>
       </w:pPr>
       <w:r>
-        <w:t>before_data / after_data</w:t>
+        <w:t>before_data/after_data</w:t>
       </w:r>
       <w:r>
         <w:t>：前后状态，</w:t>
       </w:r>
       <w:r>
-        <w:t xml:space="preserve">JSONB </w:t>
+        <w:t>JSONB</w:t>
       </w:r>
     </w:p>
     <w:p>
@@ -13905,9 +13710,6 @@
       <w:r>
         <w:t>特点：适合做版本差异记录和审计回放。</w:t>
       </w:r>
-      <w:r>
-        <w:t xml:space="preserve"> </w:t>
-      </w:r>
     </w:p>
     <w:p>
       <w:pPr>
@@ -13918,7 +13720,7 @@
         <w:t>评论表</w:t>
       </w:r>
       <w:r>
-        <w:t xml:space="preserve"> manage_comments</w:t>
+        <w:t>manage_comments</w:t>
       </w:r>
     </w:p>
     <w:p>
@@ -13936,7 +13738,7 @@
         <w:t>，</w:t>
       </w:r>
       <w:r>
-        <w:t xml:space="preserve">TEXT </w:t>
+        <w:t>TEXT</w:t>
       </w:r>
     </w:p>
     <w:p>
@@ -13947,9 +13749,6 @@
       <w:r>
         <w:t>外键：</w:t>
       </w:r>
-      <w:r>
-        <w:t xml:space="preserve"> </w:t>
-      </w:r>
     </w:p>
     <w:p>
       <w:pPr>
@@ -13957,7 +13756,7 @@
         <w:ind w:firstLine="480"/>
       </w:pPr>
       <w:r>
-        <w:t xml:space="preserve">project_id → manage_projects(project_id) </w:t>
+        <w:t>project_id→manage_projects(project_id)</w:t>
       </w:r>
     </w:p>
     <w:p>
@@ -13966,7 +13765,7 @@
         <w:ind w:firstLine="480"/>
       </w:pPr>
       <w:r>
-        <w:t xml:space="preserve">reply_to_id → manage_comments(comment_id) </w:t>
+        <w:t>reply_to_id→manage_comments(comment_id)</w:t>
       </w:r>
     </w:p>
     <w:p>
@@ -13990,13 +13789,10 @@
         <w:t>说明：</w:t>
       </w:r>
       <w:r>
-        <w:t xml:space="preserve">target_type + target_id </w:t>
+        <w:t>target_type+target_id</w:t>
       </w:r>
       <w:r>
         <w:t>构成多态关联，通常需通过触发器或业务逻辑校验其合法性，而不是标准外键。</w:t>
-      </w:r>
-      <w:r>
-        <w:t xml:space="preserve"> </w:t>
       </w:r>
     </w:p>
     <w:p>
@@ -14008,7 +13804,7 @@
         <w:t>审计日志表</w:t>
       </w:r>
       <w:r>
-        <w:t xml:space="preserve"> manage_audit_logs</w:t>
+        <w:t>manage_audit_logs</w:t>
       </w:r>
     </w:p>
     <w:p>
@@ -14026,7 +13822,7 @@
         <w:t>，</w:t>
       </w:r>
       <w:r>
-        <w:t xml:space="preserve">TEXT </w:t>
+        <w:t>TEXT</w:t>
       </w:r>
     </w:p>
     <w:p>
@@ -14037,9 +13833,6 @@
       <w:r>
         <w:t>外键：</w:t>
       </w:r>
-      <w:r>
-        <w:t xml:space="preserve"> </w:t>
-      </w:r>
     </w:p>
     <w:p>
       <w:pPr>
@@ -14047,13 +13840,10 @@
         <w:ind w:firstLine="480"/>
       </w:pPr>
       <w:r>
-        <w:t>project_id → manage_projects(project_id)</w:t>
+        <w:t>project_id→manage_projects(project_id)</w:t>
       </w:r>
       <w:r>
         <w:t>，可选</w:t>
-      </w:r>
-      <w:r>
-        <w:t xml:space="preserve"> </w:t>
       </w:r>
     </w:p>
     <w:p>
@@ -14062,13 +13852,10 @@
         <w:ind w:firstLine="480"/>
       </w:pPr>
       <w:r>
-        <w:t>product_id → manage_products(product_id)</w:t>
+        <w:t>product_id→manage_products(product_id)</w:t>
       </w:r>
       <w:r>
         <w:t>，可选</w:t>
-      </w:r>
-      <w:r>
-        <w:t xml:space="preserve"> </w:t>
       </w:r>
     </w:p>
     <w:p>
@@ -14079,9 +13866,6 @@
       <w:r>
         <w:t>字段：操作人、动作、目标类型、目标编号、详情、创建时间</w:t>
       </w:r>
-      <w:r>
-        <w:t xml:space="preserve"> </w:t>
-      </w:r>
     </w:p>
     <w:p>
       <w:pPr>
@@ -14113,7 +13897,16 @@
         <w:t>产品层</w:t>
       </w:r>
       <w:r>
-        <w:t xml:space="preserve"> (Product Layer)</w:t>
+        <w:t>(Product</w:t>
+      </w:r>
+      <w:r>
+        <w:rPr>
+          <w:rFonts w:hint="eastAsia"/>
+        </w:rPr>
+        <w:t xml:space="preserve"> </w:t>
+      </w:r>
+      <w:r>
+        <w:t>Layer)</w:t>
       </w:r>
     </w:p>
     <w:p>
@@ -14122,7 +13915,7 @@
         <w:spacing w:before="156" w:after="156"/>
       </w:pPr>
       <w:r>
-        <w:t xml:space="preserve">manage_products - </w:t>
+        <w:t>manage_products-</w:t>
       </w:r>
       <w:r>
         <w:t>产品表</w:t>
@@ -14138,7 +13931,7 @@
         <w:gridCol w:w="1232"/>
         <w:gridCol w:w="1670"/>
         <w:gridCol w:w="3131"/>
-        <w:gridCol w:w="2182"/>
+        <w:gridCol w:w="1972"/>
       </w:tblGrid>
       <w:tr>
         <w:trPr>
@@ -14244,7 +14037,6 @@
               <w:pStyle w:val="af8"/>
             </w:pPr>
             <w:r>
-              <w:lastRenderedPageBreak/>
               <w:t>product_id</w:t>
             </w:r>
           </w:p>
@@ -14340,7 +14132,7 @@
               <w:cnfStyle w:val="000000000000" w:firstRow="0" w:lastRow="0" w:firstColumn="0" w:lastColumn="0" w:oddVBand="0" w:evenVBand="0" w:oddHBand="0" w:evenHBand="0" w:firstRowFirstColumn="0" w:firstRowLastColumn="0" w:lastRowFirstColumn="0" w:lastRowLastColumn="0"/>
             </w:pPr>
             <w:r>
-              <w:t>NOT NULL, UNIQUE</w:t>
+              <w:t>NOT NULL,UNIQUE</w:t>
             </w:r>
           </w:p>
         </w:tc>
@@ -14464,7 +14256,7 @@
               <w:cnfStyle w:val="000000000000" w:firstRow="0" w:lastRow="0" w:firstColumn="0" w:lastColumn="0" w:oddVBand="0" w:evenVBand="0" w:oddHBand="0" w:evenHBand="0" w:firstRowFirstColumn="0" w:firstRowLastColumn="0" w:lastRowFirstColumn="0" w:lastRowLastColumn="0"/>
             </w:pPr>
             <w:r>
-              <w:t>NOT NULL, DEFAULT 'active'</w:t>
+              <w:t>NOT NULL,DEFAULT 'active'</w:t>
             </w:r>
           </w:p>
         </w:tc>
@@ -14482,7 +14274,7 @@
               <w:t>状态</w:t>
             </w:r>
             <w:r>
-              <w:t>: active, archived</w:t>
+              <w:t>:active,archived</w:t>
             </w:r>
           </w:p>
         </w:tc>
@@ -14809,6 +14601,7 @@
               <w:pStyle w:val="af8"/>
             </w:pPr>
             <w:r>
+              <w:lastRenderedPageBreak/>
               <w:t>updated_at</w:t>
             </w:r>
           </w:p>
@@ -15366,24 +15159,13 @@
     </w:tbl>
     <w:p>
       <w:pPr>
-        <w:spacing w:before="78" w:after="78" w:line="360" w:lineRule="auto"/>
-        <w:ind w:firstLine="482"/>
-        <w:rPr>
-          <w:rFonts w:ascii="宋体" w:hAnsi="宋体"/>
-        </w:rPr>
-      </w:pPr>
-      <w:r>
-        <w:rPr>
-          <w:rFonts w:ascii="宋体" w:hAnsi="宋体"/>
-          <w:b/>
-          <w:bCs/>
-        </w:rPr>
+        <w:spacing w:before="78" w:after="78"/>
+        <w:ind w:firstLine="480"/>
+      </w:pPr>
+      <w:r>
         <w:t>唯一约束</w:t>
       </w:r>
       <w:r>
-        <w:rPr>
-          <w:rFonts w:ascii="宋体" w:hAnsi="宋体"/>
-        </w:rPr>
         <w:t>: (product_id, user_id)</w:t>
       </w:r>
     </w:p>
@@ -16053,11 +15835,7 @@
               <w:cnfStyle w:val="000000100000" w:firstRow="0" w:lastRow="0" w:firstColumn="0" w:lastColumn="0" w:oddVBand="0" w:evenVBand="0" w:oddHBand="1" w:evenHBand="0" w:firstRowFirstColumn="0" w:firstRowLastColumn="0" w:lastRowFirstColumn="0" w:lastRowLastColumn="0"/>
             </w:pPr>
             <w:r>
-              <w:t>TIMESTAM</w:t>
-            </w:r>
-            <w:r>
-              <w:lastRenderedPageBreak/>
-              <w:t>PTZ</w:t>
+              <w:t>TIMESTAMPTZ</w:t>
             </w:r>
           </w:p>
         </w:tc>
@@ -16072,7 +15850,6 @@
               <w:cnfStyle w:val="000000100000" w:firstRow="0" w:lastRow="0" w:firstColumn="0" w:lastColumn="0" w:oddVBand="0" w:evenVBand="0" w:oddHBand="1" w:evenHBand="0" w:firstRowFirstColumn="0" w:firstRowLastColumn="0" w:lastRowFirstColumn="0" w:lastRowLastColumn="0"/>
             </w:pPr>
             <w:r>
-              <w:lastRenderedPageBreak/>
               <w:t>NOT NULL, DEFAULT NOW()</w:t>
             </w:r>
           </w:p>
@@ -16492,6 +16269,7 @@
               <w:pStyle w:val="af8"/>
             </w:pPr>
             <w:r>
+              <w:lastRenderedPageBreak/>
               <w:t>created_at</w:t>
             </w:r>
           </w:p>
@@ -17656,7 +17434,6 @@
               <w:pStyle w:val="af8"/>
             </w:pPr>
             <w:r>
-              <w:lastRenderedPageBreak/>
               <w:t>custom_fields</w:t>
             </w:r>
           </w:p>
@@ -17967,6 +17744,7 @@
               <w:pStyle w:val="af8"/>
             </w:pPr>
             <w:r>
+              <w:lastRenderedPageBreak/>
               <w:t>updated_at</w:t>
             </w:r>
           </w:p>
@@ -18796,11 +18574,7 @@
               <w:pStyle w:val="af8"/>
             </w:pPr>
             <w:r>
-              <w:t>test_case</w:t>
-            </w:r>
-            <w:r>
-              <w:lastRenderedPageBreak/>
-              <w:t>_id</w:t>
+              <w:t>test_case_id</w:t>
             </w:r>
           </w:p>
         </w:tc>
@@ -18815,7 +18589,6 @@
               <w:cnfStyle w:val="000000100000" w:firstRow="0" w:lastRow="0" w:firstColumn="0" w:lastColumn="0" w:oddVBand="0" w:evenVBand="0" w:oddHBand="1" w:evenHBand="0" w:firstRowFirstColumn="0" w:firstRowLastColumn="0" w:lastRowFirstColumn="0" w:lastRowLastColumn="0"/>
             </w:pPr>
             <w:r>
-              <w:lastRenderedPageBreak/>
               <w:t>TEXT</w:t>
             </w:r>
           </w:p>
@@ -19185,7 +18958,11 @@
               <w:pStyle w:val="af8"/>
             </w:pPr>
             <w:r>
-              <w:t>created_by</w:t>
+              <w:t>created_</w:t>
+            </w:r>
+            <w:r>
+              <w:lastRenderedPageBreak/>
+              <w:t>by</w:t>
             </w:r>
           </w:p>
         </w:tc>
@@ -19200,6 +18977,7 @@
               <w:cnfStyle w:val="000000100000" w:firstRow="0" w:lastRow="0" w:firstColumn="0" w:lastColumn="0" w:oddVBand="0" w:evenVBand="0" w:oddHBand="1" w:evenHBand="0" w:firstRowFirstColumn="0" w:firstRowLastColumn="0" w:lastRowFirstColumn="0" w:lastRowLastColumn="0"/>
             </w:pPr>
             <w:r>
+              <w:lastRenderedPageBreak/>
               <w:t>TEXT</w:t>
             </w:r>
           </w:p>
@@ -20394,11 +20172,7 @@
               <w:cnfStyle w:val="000000000000" w:firstRow="0" w:lastRow="0" w:firstColumn="0" w:lastColumn="0" w:oddVBand="0" w:evenVBand="0" w:oddHBand="0" w:evenHBand="0" w:firstRowFirstColumn="0" w:firstRowLastColumn="0" w:lastRowFirstColumn="0" w:lastRowLastColumn="0"/>
             </w:pPr>
             <w:r>
-              <w:t>NOT NULL, DEFAULT 'op</w:t>
-            </w:r>
-            <w:r>
-              <w:lastRenderedPageBreak/>
-              <w:t>en'</w:t>
+              <w:t>NOT NULL, DEFAULT 'open'</w:t>
             </w:r>
           </w:p>
         </w:tc>
@@ -20413,15 +20187,10 @@
               <w:cnfStyle w:val="000000000000" w:firstRow="0" w:lastRow="0" w:firstColumn="0" w:lastColumn="0" w:oddVBand="0" w:evenVBand="0" w:oddHBand="0" w:evenHBand="0" w:firstRowFirstColumn="0" w:firstRowLastColumn="0" w:lastRowFirstColumn="0" w:lastRowLastColumn="0"/>
             </w:pPr>
             <w:r>
-              <w:lastRenderedPageBreak/>
               <w:t>状态</w:t>
             </w:r>
             <w:r>
-              <w:t>: open, in_progress, resolved,</w:t>
-            </w:r>
-            <w:r>
-              <w:lastRenderedPageBreak/>
-              <w:t xml:space="preserve"> verified, closed, rejected</w:t>
+              <w:t>: open, in_progress, resolved, verified, closed, rejected</w:t>
             </w:r>
           </w:p>
         </w:tc>
@@ -20441,7 +20210,6 @@
               <w:pStyle w:val="af8"/>
             </w:pPr>
             <w:r>
-              <w:lastRenderedPageBreak/>
               <w:t>reporter</w:t>
             </w:r>
           </w:p>
@@ -20743,6 +20511,7 @@
               <w:pStyle w:val="af8"/>
             </w:pPr>
             <w:r>
+              <w:lastRenderedPageBreak/>
               <w:t>created_at</w:t>
             </w:r>
           </w:p>
@@ -21901,7 +21670,6 @@
           <w:b/>
           <w:bCs/>
         </w:rPr>
-        <w:lastRenderedPageBreak/>
         <w:t>唯一约束</w:t>
       </w:r>
       <w:r>
@@ -22237,7 +22005,11 @@
               <w:pStyle w:val="af8"/>
             </w:pPr>
             <w:r>
-              <w:t>requirement_type</w:t>
+              <w:t>requirement_</w:t>
+            </w:r>
+            <w:r>
+              <w:lastRenderedPageBreak/>
+              <w:t>type</w:t>
             </w:r>
           </w:p>
         </w:tc>
@@ -22252,6 +22024,7 @@
               <w:cnfStyle w:val="000000000000" w:firstRow="0" w:lastRow="0" w:firstColumn="0" w:lastColumn="0" w:oddVBand="0" w:evenVBand="0" w:oddHBand="0" w:evenHBand="0" w:firstRowFirstColumn="0" w:firstRowLastColumn="0" w:lastRowFirstColumn="0" w:lastRowLastColumn="0"/>
             </w:pPr>
             <w:r>
+              <w:lastRenderedPageBreak/>
               <w:t>TEXT</w:t>
             </w:r>
           </w:p>
@@ -22279,7 +22052,11 @@
               <w:cnfStyle w:val="000000000000" w:firstRow="0" w:lastRow="0" w:firstColumn="0" w:lastColumn="0" w:oddVBand="0" w:evenVBand="0" w:oddHBand="0" w:evenHBand="0" w:firstRowFirstColumn="0" w:firstRowLastColumn="0" w:lastRowFirstColumn="0" w:lastRowLastColumn="0"/>
             </w:pPr>
             <w:r>
-              <w:t>需求类型（快照）</w:t>
+              <w:t>需求类型（快</w:t>
+            </w:r>
+            <w:r>
+              <w:lastRenderedPageBreak/>
+              <w:t>照）</w:t>
             </w:r>
           </w:p>
         </w:tc>
@@ -22299,6 +22076,7 @@
               <w:pStyle w:val="af8"/>
             </w:pPr>
             <w:r>
+              <w:lastRenderedPageBreak/>
               <w:t>status</w:t>
             </w:r>
           </w:p>
@@ -23429,7 +23207,6 @@
           <w:b/>
           <w:bCs/>
         </w:rPr>
-        <w:lastRenderedPageBreak/>
         <w:t>唯一约束</w:t>
       </w:r>
       <w:r>
@@ -23741,7 +23518,11 @@
               <w:pStyle w:val="af8"/>
             </w:pPr>
             <w:r>
-              <w:t>requirement_id</w:t>
+              <w:t>requirem</w:t>
+            </w:r>
+            <w:r>
+              <w:lastRenderedPageBreak/>
+              <w:t>ent_id</w:t>
             </w:r>
           </w:p>
         </w:tc>
@@ -23756,6 +23537,7 @@
               <w:cnfStyle w:val="000000000000" w:firstRow="0" w:lastRow="0" w:firstColumn="0" w:lastColumn="0" w:oddVBand="0" w:evenVBand="0" w:oddHBand="0" w:evenHBand="0" w:firstRowFirstColumn="0" w:firstRowLastColumn="0" w:lastRowFirstColumn="0" w:lastRowLastColumn="0"/>
             </w:pPr>
             <w:r>
+              <w:lastRenderedPageBreak/>
               <w:t>TEXT</w:t>
             </w:r>
           </w:p>
@@ -23771,7 +23553,11 @@
               <w:cnfStyle w:val="000000000000" w:firstRow="0" w:lastRow="0" w:firstColumn="0" w:lastColumn="0" w:oddVBand="0" w:evenVBand="0" w:oddHBand="0" w:evenHBand="0" w:firstRowFirstColumn="0" w:firstRowLastColumn="0" w:lastRowFirstColumn="0" w:lastRowLastColumn="0"/>
             </w:pPr>
             <w:r>
-              <w:t>FK → manage_requirements, ON DELETE SET NULL</w:t>
+              <w:t xml:space="preserve">FK → manage_requirements, ON </w:t>
+            </w:r>
+            <w:r>
+              <w:lastRenderedPageBreak/>
+              <w:t>DELETE SET NULL</w:t>
             </w:r>
           </w:p>
         </w:tc>
@@ -23786,6 +23572,7 @@
               <w:cnfStyle w:val="000000000000" w:firstRow="0" w:lastRow="0" w:firstColumn="0" w:lastColumn="0" w:oddVBand="0" w:evenVBand="0" w:oddHBand="0" w:evenHBand="0" w:firstRowFirstColumn="0" w:firstRowLastColumn="0" w:lastRowFirstColumn="0" w:lastRowLastColumn="0"/>
             </w:pPr>
             <w:r>
+              <w:lastRenderedPageBreak/>
               <w:t>关联需求</w:t>
             </w:r>
             <w:r>
@@ -24777,7 +24564,6 @@
               <w:pStyle w:val="af8"/>
             </w:pPr>
             <w:r>
-              <w:lastRenderedPageBreak/>
               <w:t>deleted</w:t>
             </w:r>
           </w:p>
@@ -25131,6 +24917,7 @@
               <w:pStyle w:val="af8"/>
             </w:pPr>
             <w:r>
+              <w:lastRenderedPageBreak/>
               <w:t>actor</w:t>
             </w:r>
           </w:p>
@@ -25537,25 +25324,25 @@
         <w:t>系统采用前后端分离架构，后端基于</w:t>
       </w:r>
       <w:r>
-        <w:t xml:space="preserve"> Python FastAPI </w:t>
+        <w:t>Python FastAPI</w:t>
       </w:r>
       <w:r>
         <w:t>框架提供</w:t>
       </w:r>
       <w:r>
-        <w:t xml:space="preserve"> RESTful API</w:t>
+        <w:t>RESTful API</w:t>
       </w:r>
       <w:r>
         <w:t>，前端基于</w:t>
       </w:r>
       <w:r>
-        <w:t xml:space="preserve"> Vue.js 3 </w:t>
+        <w:t>Vue.js3</w:t>
       </w:r>
       <w:r>
         <w:t>构建单页应用，数据库使用</w:t>
       </w:r>
       <w:r>
-        <w:t xml:space="preserve"> PostgreSQL</w:t>
+        <w:t>PostgreSQL</w:t>
       </w:r>
       <w:r>
         <w:t>。</w:t>
@@ -25890,14 +25677,7 @@
               <w:rPr>
                 <w:sz w:val="21"/>
               </w:rPr>
-              <w:t>评论与审计</w:t>
-            </w:r>
-            <w:r>
-              <w:rPr>
-                <w:sz w:val="21"/>
-              </w:rPr>
-              <w:lastRenderedPageBreak/>
-              <w:t>日志</w:t>
+              <w:t>评论与审计日志</w:t>
             </w:r>
           </w:p>
         </w:tc>
@@ -25917,7 +25697,6 @@
               <w:rPr>
                 <w:sz w:val="21"/>
               </w:rPr>
-              <w:lastRenderedPageBreak/>
               <w:t>多态关联、完整性校验</w:t>
             </w:r>
           </w:p>
@@ -26051,58 +25830,25 @@
         <w:ind w:firstLine="480"/>
       </w:pPr>
       <w:r>
-        <w:t>从程序实现的分层来看，系统按</w:t>
-      </w:r>
-      <w:r>
-        <w:t xml:space="preserve"> </w:t>
-      </w:r>
-      <w:r>
-        <w:rPr>
-          <w:b/>
-        </w:rPr>
-        <w:t>表示层</w:t>
-      </w:r>
-      <w:r>
-        <w:rPr>
-          <w:b/>
-        </w:rPr>
-        <w:t xml:space="preserve"> → </w:t>
-      </w:r>
-      <w:r>
-        <w:rPr>
-          <w:b/>
-        </w:rPr>
+        <w:t>从程序实现的分层来看，系统按表示层</w:t>
+      </w:r>
+      <w:r>
+        <w:t>→</w:t>
+      </w:r>
+      <w:r>
         <w:t>接口层</w:t>
       </w:r>
       <w:r>
-        <w:rPr>
-          <w:b/>
-        </w:rPr>
-        <w:t xml:space="preserve"> → </w:t>
-      </w:r>
-      <w:r>
-        <w:rPr>
-          <w:b/>
-        </w:rPr>
+        <w:t>→</w:t>
+      </w:r>
+      <w:r>
         <w:t>数据访问层</w:t>
       </w:r>
       <w:r>
-        <w:rPr>
-          <w:b/>
-        </w:rPr>
-        <w:t xml:space="preserve"> → </w:t>
-      </w:r>
-      <w:r>
-        <w:rPr>
-          <w:b/>
-        </w:rPr>
-        <w:t>数据库对象层</w:t>
-      </w:r>
-      <w:r>
-        <w:t xml:space="preserve"> </w:t>
-      </w:r>
-      <w:r>
-        <w:t>逐层拆分，各层职责明确、边界清晰：</w:t>
+        <w:t>→</w:t>
+      </w:r>
+      <w:r>
+        <w:t>数据库对象层逐层拆分，各层职责明确、边界清晰：</w:t>
       </w:r>
     </w:p>
     <w:tbl>
@@ -26113,9 +25859,9 @@
         <w:tblLook w:val="04A0" w:firstRow="1" w:lastRow="0" w:firstColumn="1" w:lastColumn="0" w:noHBand="0" w:noVBand="1"/>
       </w:tblPr>
       <w:tblGrid>
-        <w:gridCol w:w="2107"/>
-        <w:gridCol w:w="2835"/>
-        <w:gridCol w:w="3354"/>
+        <w:gridCol w:w="2047"/>
+        <w:gridCol w:w="2855"/>
+        <w:gridCol w:w="3394"/>
       </w:tblGrid>
       <w:tr>
         <w:trPr>
@@ -26130,14 +25876,16 @@
           </w:tcPr>
           <w:p>
             <w:pPr>
-              <w:spacing w:before="78" w:after="78"/>
-              <w:ind w:firstLine="422"/>
-              <w:jc w:val="center"/>
-            </w:pPr>
-            <w:r>
-              <w:rPr>
-                <w:sz w:val="21"/>
-              </w:rPr>
+              <w:pStyle w:val="af8"/>
+              <w:rPr>
+                <w:rFonts w:cs="Times New Roman"/>
+              </w:rPr>
+            </w:pPr>
+            <w:r>
+              <w:rPr>
+                <w:rFonts w:cs="Times New Roman"/>
+              </w:rPr>
+              <w:lastRenderedPageBreak/>
               <w:t>实现层次</w:t>
             </w:r>
           </w:p>
@@ -26149,26 +25897,27 @@
           </w:tcPr>
           <w:p>
             <w:pPr>
-              <w:spacing w:before="78" w:after="78"/>
-              <w:ind w:firstLine="422"/>
-              <w:jc w:val="center"/>
+              <w:pStyle w:val="af8"/>
               <w:cnfStyle w:val="100000000000" w:firstRow="1" w:lastRow="0" w:firstColumn="0" w:lastColumn="0" w:oddVBand="0" w:evenVBand="0" w:oddHBand="0" w:evenHBand="0" w:firstRowFirstColumn="0" w:firstRowLastColumn="0" w:lastRowFirstColumn="0" w:lastRowLastColumn="0"/>
-            </w:pPr>
-            <w:r>
-              <w:rPr>
-                <w:sz w:val="21"/>
+              <w:rPr>
+                <w:rFonts w:cs="Times New Roman"/>
+              </w:rPr>
+            </w:pPr>
+            <w:r>
+              <w:rPr>
+                <w:rFonts w:cs="Times New Roman"/>
               </w:rPr>
               <w:t>主要文件</w:t>
             </w:r>
             <w:r>
               <w:rPr>
-                <w:sz w:val="21"/>
+                <w:rFonts w:cs="Times New Roman"/>
               </w:rPr>
               <w:t>/</w:t>
             </w:r>
             <w:r>
               <w:rPr>
-                <w:sz w:val="21"/>
+                <w:rFonts w:cs="Times New Roman"/>
               </w:rPr>
               <w:t>对象</w:t>
             </w:r>
@@ -26181,14 +25930,15 @@
           </w:tcPr>
           <w:p>
             <w:pPr>
-              <w:spacing w:before="78" w:after="78"/>
-              <w:ind w:firstLine="422"/>
-              <w:jc w:val="center"/>
+              <w:pStyle w:val="af8"/>
               <w:cnfStyle w:val="100000000000" w:firstRow="1" w:lastRow="0" w:firstColumn="0" w:lastColumn="0" w:oddVBand="0" w:evenVBand="0" w:oddHBand="0" w:evenHBand="0" w:firstRowFirstColumn="0" w:firstRowLastColumn="0" w:lastRowFirstColumn="0" w:lastRowLastColumn="0"/>
-            </w:pPr>
-            <w:r>
-              <w:rPr>
-                <w:sz w:val="21"/>
+              <w:rPr>
+                <w:rFonts w:cs="Times New Roman"/>
+              </w:rPr>
+            </w:pPr>
+            <w:r>
+              <w:rPr>
+                <w:rFonts w:cs="Times New Roman"/>
               </w:rPr>
               <w:t>作用</w:t>
             </w:r>
@@ -26208,13 +25958,14 @@
           </w:tcPr>
           <w:p>
             <w:pPr>
-              <w:spacing w:before="78" w:after="78"/>
-              <w:ind w:firstLine="422"/>
-              <w:jc w:val="center"/>
-            </w:pPr>
-            <w:r>
-              <w:rPr>
-                <w:sz w:val="21"/>
+              <w:pStyle w:val="af8"/>
+              <w:rPr>
+                <w:rFonts w:cs="Times New Roman"/>
+              </w:rPr>
+            </w:pPr>
+            <w:r>
+              <w:rPr>
+                <w:rFonts w:cs="Times New Roman"/>
               </w:rPr>
               <w:t>前端表示层</w:t>
             </w:r>
@@ -26227,28 +25978,27 @@
           </w:tcPr>
           <w:p>
             <w:pPr>
-              <w:spacing w:before="78" w:after="78"/>
-              <w:ind w:firstLine="420"/>
-              <w:jc w:val="left"/>
+              <w:pStyle w:val="af8"/>
               <w:cnfStyle w:val="000000100000" w:firstRow="0" w:lastRow="0" w:firstColumn="0" w:lastColumn="0" w:oddVBand="0" w:evenVBand="0" w:oddHBand="1" w:evenHBand="0" w:firstRowFirstColumn="0" w:firstRowLastColumn="0" w:lastRowFirstColumn="0" w:lastRowLastColumn="0"/>
-            </w:pPr>
-            <w:r>
-              <w:rPr>
-                <w:rFonts w:ascii="Consolas" w:eastAsia="Consolas" w:hAnsi="Consolas"/>
-                <w:sz w:val="21"/>
+              <w:rPr>
+                <w:rFonts w:cs="Times New Roman"/>
+              </w:rPr>
+            </w:pPr>
+            <w:r>
+              <w:rPr>
+                <w:rFonts w:eastAsia="Consolas" w:cs="Times New Roman"/>
               </w:rPr>
               <w:t>frontend/src/views/*.vue</w:t>
             </w:r>
             <w:r>
               <w:rPr>
-                <w:sz w:val="21"/>
+                <w:rFonts w:cs="Times New Roman"/>
               </w:rPr>
               <w:t>、</w:t>
             </w:r>
             <w:r>
               <w:rPr>
-                <w:rFonts w:ascii="Consolas" w:eastAsia="Consolas" w:hAnsi="Consolas"/>
-                <w:sz w:val="21"/>
+                <w:rFonts w:eastAsia="Consolas" w:cs="Times New Roman"/>
               </w:rPr>
               <w:t>frontend/src/components/*.vue</w:t>
             </w:r>
@@ -26261,14 +26011,15 @@
           </w:tcPr>
           <w:p>
             <w:pPr>
-              <w:spacing w:before="78" w:after="78"/>
-              <w:ind w:firstLine="420"/>
-              <w:jc w:val="left"/>
+              <w:pStyle w:val="af8"/>
               <w:cnfStyle w:val="000000100000" w:firstRow="0" w:lastRow="0" w:firstColumn="0" w:lastColumn="0" w:oddVBand="0" w:evenVBand="0" w:oddHBand="1" w:evenHBand="0" w:firstRowFirstColumn="0" w:firstRowLastColumn="0" w:lastRowFirstColumn="0" w:lastRowLastColumn="0"/>
-            </w:pPr>
-            <w:r>
-              <w:rPr>
-                <w:sz w:val="21"/>
+              <w:rPr>
+                <w:rFonts w:cs="Times New Roman"/>
+              </w:rPr>
+            </w:pPr>
+            <w:r>
+              <w:rPr>
+                <w:rFonts w:cs="Times New Roman"/>
               </w:rPr>
               <w:t>提供表格、树形视图、表单弹窗、统计展示等交互界面</w:t>
             </w:r>
@@ -26287,25 +26038,26 @@
           </w:tcPr>
           <w:p>
             <w:pPr>
-              <w:spacing w:before="78" w:after="78"/>
-              <w:ind w:firstLine="422"/>
-              <w:jc w:val="center"/>
-            </w:pPr>
-            <w:r>
-              <w:rPr>
-                <w:sz w:val="21"/>
+              <w:pStyle w:val="af8"/>
+              <w:rPr>
+                <w:rFonts w:cs="Times New Roman"/>
+              </w:rPr>
+            </w:pPr>
+            <w:r>
+              <w:rPr>
+                <w:rFonts w:cs="Times New Roman"/>
               </w:rPr>
               <w:t>前端</w:t>
             </w:r>
             <w:r>
               <w:rPr>
-                <w:sz w:val="21"/>
-              </w:rPr>
-              <w:t xml:space="preserve"> API </w:t>
-            </w:r>
-            <w:r>
-              <w:rPr>
-                <w:sz w:val="21"/>
+                <w:rFonts w:cs="Times New Roman"/>
+              </w:rPr>
+              <w:t>API</w:t>
+            </w:r>
+            <w:r>
+              <w:rPr>
+                <w:rFonts w:cs="Times New Roman"/>
               </w:rPr>
               <w:t>封装层</w:t>
             </w:r>
@@ -26318,15 +26070,15 @@
           </w:tcPr>
           <w:p>
             <w:pPr>
-              <w:spacing w:before="78" w:after="78"/>
-              <w:ind w:firstLine="420"/>
-              <w:jc w:val="left"/>
+              <w:pStyle w:val="af8"/>
               <w:cnfStyle w:val="000000000000" w:firstRow="0" w:lastRow="0" w:firstColumn="0" w:lastColumn="0" w:oddVBand="0" w:evenVBand="0" w:oddHBand="0" w:evenHBand="0" w:firstRowFirstColumn="0" w:firstRowLastColumn="0" w:lastRowFirstColumn="0" w:lastRowLastColumn="0"/>
-            </w:pPr>
-            <w:r>
-              <w:rPr>
-                <w:rFonts w:ascii="Consolas" w:eastAsia="Consolas" w:hAnsi="Consolas"/>
-                <w:sz w:val="21"/>
+              <w:rPr>
+                <w:rFonts w:cs="Times New Roman"/>
+              </w:rPr>
+            </w:pPr>
+            <w:r>
+              <w:rPr>
+                <w:rFonts w:eastAsia="Consolas" w:cs="Times New Roman"/>
               </w:rPr>
               <w:t>frontend/src/api/index.js</w:t>
             </w:r>
@@ -26339,50 +26091,51 @@
           </w:tcPr>
           <w:p>
             <w:pPr>
-              <w:spacing w:before="78" w:after="78"/>
-              <w:ind w:firstLine="420"/>
-              <w:jc w:val="left"/>
+              <w:pStyle w:val="af8"/>
               <w:cnfStyle w:val="000000000000" w:firstRow="0" w:lastRow="0" w:firstColumn="0" w:lastColumn="0" w:oddVBand="0" w:evenVBand="0" w:oddHBand="0" w:evenHBand="0" w:firstRowFirstColumn="0" w:firstRowLastColumn="0" w:lastRowFirstColumn="0" w:lastRowLastColumn="0"/>
-            </w:pPr>
-            <w:r>
-              <w:rPr>
-                <w:sz w:val="21"/>
+              <w:rPr>
+                <w:rFonts w:cs="Times New Roman"/>
+              </w:rPr>
+            </w:pPr>
+            <w:r>
+              <w:rPr>
+                <w:rFonts w:cs="Times New Roman"/>
               </w:rPr>
               <w:t>统一封装</w:t>
             </w:r>
             <w:r>
               <w:rPr>
-                <w:sz w:val="21"/>
-              </w:rPr>
-              <w:t xml:space="preserve"> Axios </w:t>
-            </w:r>
-            <w:r>
-              <w:rPr>
-                <w:sz w:val="21"/>
+                <w:rFonts w:cs="Times New Roman"/>
+              </w:rPr>
+              <w:t>Axios</w:t>
+            </w:r>
+            <w:r>
+              <w:rPr>
+                <w:rFonts w:cs="Times New Roman"/>
               </w:rPr>
               <w:t>请求，屏蔽具体</w:t>
             </w:r>
             <w:r>
               <w:rPr>
-                <w:sz w:val="21"/>
-              </w:rPr>
-              <w:t xml:space="preserve"> URL </w:t>
-            </w:r>
-            <w:r>
-              <w:rPr>
-                <w:sz w:val="21"/>
+                <w:rFonts w:cs="Times New Roman"/>
+              </w:rPr>
+              <w:t>URL</w:t>
+            </w:r>
+            <w:r>
+              <w:rPr>
+                <w:rFonts w:cs="Times New Roman"/>
               </w:rPr>
               <w:t>和</w:t>
             </w:r>
             <w:r>
               <w:rPr>
-                <w:sz w:val="21"/>
-              </w:rPr>
-              <w:t xml:space="preserve"> HTTP </w:t>
-            </w:r>
-            <w:r>
-              <w:rPr>
-                <w:sz w:val="21"/>
+                <w:rFonts w:cs="Times New Roman"/>
+              </w:rPr>
+              <w:t>HTTP</w:t>
+            </w:r>
+            <w:r>
+              <w:rPr>
+                <w:rFonts w:cs="Times New Roman"/>
               </w:rPr>
               <w:t>方法细节</w:t>
             </w:r>
@@ -26402,13 +26155,14 @@
           </w:tcPr>
           <w:p>
             <w:pPr>
-              <w:spacing w:before="78" w:after="78"/>
-              <w:ind w:firstLine="422"/>
-              <w:jc w:val="center"/>
-            </w:pPr>
-            <w:r>
-              <w:rPr>
-                <w:sz w:val="21"/>
+              <w:pStyle w:val="af8"/>
+              <w:rPr>
+                <w:rFonts w:cs="Times New Roman"/>
+              </w:rPr>
+            </w:pPr>
+            <w:r>
+              <w:rPr>
+                <w:rFonts w:cs="Times New Roman"/>
               </w:rPr>
               <w:t>后端接口层</w:t>
             </w:r>
@@ -26421,67 +26175,63 @@
           </w:tcPr>
           <w:p>
             <w:pPr>
-              <w:spacing w:before="78" w:after="78"/>
-              <w:ind w:firstLine="420"/>
-              <w:jc w:val="left"/>
+              <w:pStyle w:val="af8"/>
               <w:cnfStyle w:val="000000100000" w:firstRow="0" w:lastRow="0" w:firstColumn="0" w:lastColumn="0" w:oddVBand="0" w:evenVBand="0" w:oddHBand="1" w:evenHBand="0" w:firstRowFirstColumn="0" w:firstRowLastColumn="0" w:lastRowFirstColumn="0" w:lastRowLastColumn="0"/>
-            </w:pPr>
-            <w:r>
-              <w:rPr>
-                <w:rFonts w:ascii="Consolas" w:eastAsia="Consolas" w:hAnsi="Consolas"/>
-                <w:sz w:val="21"/>
+              <w:rPr>
+                <w:rFonts w:cs="Times New Roman"/>
+              </w:rPr>
+            </w:pPr>
+            <w:r>
+              <w:rPr>
+                <w:rFonts w:eastAsia="Consolas" w:cs="Times New Roman"/>
               </w:rPr>
               <w:t>backend/routers/connection.py</w:t>
             </w:r>
             <w:r>
               <w:rPr>
-                <w:sz w:val="21"/>
+                <w:rFonts w:cs="Times New Roman"/>
               </w:rPr>
               <w:t>、</w:t>
             </w:r>
             <w:r>
               <w:rPr>
-                <w:rFonts w:ascii="Consolas" w:eastAsia="Consolas" w:hAnsi="Consolas"/>
-                <w:sz w:val="21"/>
+                <w:rFonts w:eastAsia="Consolas" w:cs="Times New Roman"/>
               </w:rPr>
               <w:t>query.py</w:t>
             </w:r>
             <w:r>
               <w:rPr>
-                <w:sz w:val="21"/>
+                <w:rFonts w:cs="Times New Roman"/>
               </w:rPr>
               <w:t>、</w:t>
             </w:r>
             <w:r>
               <w:rPr>
-                <w:rFonts w:ascii="Consolas" w:eastAsia="Consolas" w:hAnsi="Consolas"/>
-                <w:sz w:val="21"/>
+                <w:rFonts w:eastAsia="Consolas" w:cs="Times New Roman"/>
               </w:rPr>
               <w:t>crud.py</w:t>
             </w:r>
             <w:r>
               <w:rPr>
-                <w:sz w:val="21"/>
+                <w:rFonts w:cs="Times New Roman"/>
               </w:rPr>
               <w:t>、</w:t>
             </w:r>
             <w:r>
               <w:rPr>
-                <w:rFonts w:ascii="Consolas" w:eastAsia="Consolas" w:hAnsi="Consolas"/>
-                <w:sz w:val="21"/>
+                <w:rFonts w:eastAsia="Consolas" w:cs="Times New Roman"/>
               </w:rPr>
               <w:t>extended_crud.py</w:t>
             </w:r>
             <w:r>
               <w:rPr>
-                <w:sz w:val="21"/>
+                <w:rFonts w:cs="Times New Roman"/>
               </w:rPr>
               <w:t>、</w:t>
             </w:r>
             <w:r>
               <w:rPr>
-                <w:rFonts w:ascii="Consolas" w:eastAsia="Consolas" w:hAnsi="Consolas"/>
-                <w:sz w:val="21"/>
+                <w:rFonts w:eastAsia="Consolas" w:cs="Times New Roman"/>
               </w:rPr>
               <w:t>statistics.py</w:t>
             </w:r>
@@ -26494,26 +26244,27 @@
           </w:tcPr>
           <w:p>
             <w:pPr>
-              <w:spacing w:before="78" w:after="78"/>
-              <w:ind w:firstLine="420"/>
-              <w:jc w:val="left"/>
+              <w:pStyle w:val="af8"/>
               <w:cnfStyle w:val="000000100000" w:firstRow="0" w:lastRow="0" w:firstColumn="0" w:lastColumn="0" w:oddVBand="0" w:evenVBand="0" w:oddHBand="1" w:evenHBand="0" w:firstRowFirstColumn="0" w:firstRowLastColumn="0" w:lastRowFirstColumn="0" w:lastRowLastColumn="0"/>
-            </w:pPr>
-            <w:r>
-              <w:rPr>
-                <w:sz w:val="21"/>
+              <w:rPr>
+                <w:rFonts w:cs="Times New Roman"/>
+              </w:rPr>
+            </w:pPr>
+            <w:r>
+              <w:rPr>
+                <w:rFonts w:cs="Times New Roman"/>
               </w:rPr>
               <w:t>按业务域暴露</w:t>
             </w:r>
             <w:r>
               <w:rPr>
-                <w:sz w:val="21"/>
-              </w:rPr>
-              <w:t xml:space="preserve"> RESTful API</w:t>
-            </w:r>
-            <w:r>
-              <w:rPr>
-                <w:sz w:val="21"/>
+                <w:rFonts w:cs="Times New Roman"/>
+              </w:rPr>
+              <w:t>RESTful API</w:t>
+            </w:r>
+            <w:r>
+              <w:rPr>
+                <w:rFonts w:cs="Times New Roman"/>
               </w:rPr>
               <w:t>，处理参数校验和错误翻译</w:t>
             </w:r>
@@ -26532,13 +26283,14 @@
           </w:tcPr>
           <w:p>
             <w:pPr>
-              <w:spacing w:before="78" w:after="78"/>
-              <w:ind w:firstLine="422"/>
-              <w:jc w:val="center"/>
-            </w:pPr>
-            <w:r>
-              <w:rPr>
-                <w:sz w:val="21"/>
+              <w:pStyle w:val="af8"/>
+              <w:rPr>
+                <w:rFonts w:cs="Times New Roman"/>
+              </w:rPr>
+            </w:pPr>
+            <w:r>
+              <w:rPr>
+                <w:rFonts w:cs="Times New Roman"/>
               </w:rPr>
               <w:t>数据访问层</w:t>
             </w:r>
@@ -26551,40 +26303,27 @@
           </w:tcPr>
           <w:p>
             <w:pPr>
-              <w:spacing w:before="78" w:after="78"/>
-              <w:ind w:firstLine="420"/>
-              <w:jc w:val="left"/>
+              <w:pStyle w:val="af8"/>
               <w:cnfStyle w:val="000000000000" w:firstRow="0" w:lastRow="0" w:firstColumn="0" w:lastColumn="0" w:oddVBand="0" w:evenVBand="0" w:oddHBand="0" w:evenHBand="0" w:firstRowFirstColumn="0" w:firstRowLastColumn="0" w:lastRowFirstColumn="0" w:lastRowLastColumn="0"/>
-            </w:pPr>
-            <w:r>
-              <w:rPr>
-                <w:rFonts w:ascii="Consolas" w:eastAsia="Consolas" w:hAnsi="Consolas"/>
-                <w:sz w:val="21"/>
+              <w:rPr>
+                <w:rFonts w:cs="Times New Roman"/>
+              </w:rPr>
+            </w:pPr>
+            <w:r>
+              <w:rPr>
+                <w:rFonts w:eastAsia="Consolas" w:cs="Times New Roman"/>
               </w:rPr>
               <w:t>backend/database.py</w:t>
             </w:r>
             <w:r>
               <w:rPr>
-                <w:sz w:val="21"/>
-              </w:rPr>
-              <w:t xml:space="preserve"> </w:t>
-            </w:r>
-            <w:r>
-              <w:rPr>
-                <w:sz w:val="21"/>
+                <w:rFonts w:cs="Times New Roman"/>
               </w:rPr>
               <w:t>中的</w:t>
             </w:r>
             <w:r>
               <w:rPr>
-                <w:sz w:val="21"/>
-              </w:rPr>
-              <w:t xml:space="preserve"> </w:t>
-            </w:r>
-            <w:r>
-              <w:rPr>
-                <w:rFonts w:ascii="Consolas" w:eastAsia="Consolas" w:hAnsi="Consolas"/>
-                <w:sz w:val="21"/>
+                <w:rFonts w:eastAsia="Consolas" w:cs="Times New Roman"/>
               </w:rPr>
               <w:t>DatabaseManager</w:t>
             </w:r>
@@ -26597,26 +26336,27 @@
           </w:tcPr>
           <w:p>
             <w:pPr>
-              <w:spacing w:before="78" w:after="78"/>
-              <w:ind w:firstLine="420"/>
-              <w:jc w:val="left"/>
+              <w:pStyle w:val="af8"/>
               <w:cnfStyle w:val="000000000000" w:firstRow="0" w:lastRow="0" w:firstColumn="0" w:lastColumn="0" w:oddVBand="0" w:evenVBand="0" w:oddHBand="0" w:evenHBand="0" w:firstRowFirstColumn="0" w:firstRowLastColumn="0" w:lastRowFirstColumn="0" w:lastRowLastColumn="0"/>
-            </w:pPr>
-            <w:r>
-              <w:rPr>
-                <w:sz w:val="21"/>
+              <w:rPr>
+                <w:rFonts w:cs="Times New Roman"/>
+              </w:rPr>
+            </w:pPr>
+            <w:r>
+              <w:rPr>
+                <w:rFonts w:cs="Times New Roman"/>
               </w:rPr>
               <w:t>负责连接池、</w:t>
             </w:r>
             <w:r>
               <w:rPr>
-                <w:sz w:val="21"/>
-              </w:rPr>
-              <w:t xml:space="preserve">SQL </w:t>
-            </w:r>
-            <w:r>
-              <w:rPr>
-                <w:sz w:val="21"/>
+                <w:rFonts w:cs="Times New Roman"/>
+              </w:rPr>
+              <w:t>SQL</w:t>
+            </w:r>
+            <w:r>
+              <w:rPr>
+                <w:rFonts w:cs="Times New Roman"/>
               </w:rPr>
               <w:t>执行、结果序列化、事务清理</w:t>
             </w:r>
@@ -26636,25 +26376,26 @@
           </w:tcPr>
           <w:p>
             <w:pPr>
-              <w:spacing w:before="78" w:after="78"/>
-              <w:ind w:firstLine="422"/>
-              <w:jc w:val="center"/>
-            </w:pPr>
-            <w:r>
-              <w:rPr>
-                <w:sz w:val="21"/>
+              <w:pStyle w:val="af8"/>
+              <w:rPr>
+                <w:rFonts w:cs="Times New Roman"/>
+              </w:rPr>
+            </w:pPr>
+            <w:r>
+              <w:rPr>
+                <w:rFonts w:cs="Times New Roman"/>
               </w:rPr>
               <w:t>启动与</w:t>
             </w:r>
             <w:r>
               <w:rPr>
-                <w:sz w:val="21"/>
-              </w:rPr>
-              <w:t xml:space="preserve"> schema </w:t>
-            </w:r>
-            <w:r>
-              <w:rPr>
-                <w:sz w:val="21"/>
+                <w:rFonts w:cs="Times New Roman"/>
+              </w:rPr>
+              <w:t>schema</w:t>
+            </w:r>
+            <w:r>
+              <w:rPr>
+                <w:rFonts w:cs="Times New Roman"/>
               </w:rPr>
               <w:t>自修复层</w:t>
             </w:r>
@@ -26667,28 +26408,27 @@
           </w:tcPr>
           <w:p>
             <w:pPr>
-              <w:spacing w:before="78" w:after="78"/>
-              <w:ind w:firstLine="420"/>
-              <w:jc w:val="left"/>
+              <w:pStyle w:val="af8"/>
               <w:cnfStyle w:val="000000100000" w:firstRow="0" w:lastRow="0" w:firstColumn="0" w:lastColumn="0" w:oddVBand="0" w:evenVBand="0" w:oddHBand="1" w:evenHBand="0" w:firstRowFirstColumn="0" w:firstRowLastColumn="0" w:lastRowFirstColumn="0" w:lastRowLastColumn="0"/>
-            </w:pPr>
-            <w:r>
-              <w:rPr>
-                <w:rFonts w:ascii="Consolas" w:eastAsia="Consolas" w:hAnsi="Consolas"/>
-                <w:sz w:val="21"/>
+              <w:rPr>
+                <w:rFonts w:cs="Times New Roman"/>
+              </w:rPr>
+            </w:pPr>
+            <w:r>
+              <w:rPr>
+                <w:rFonts w:eastAsia="Consolas" w:cs="Times New Roman"/>
               </w:rPr>
               <w:t>backend/local_postgres.py</w:t>
             </w:r>
             <w:r>
               <w:rPr>
-                <w:sz w:val="21"/>
+                <w:rFonts w:cs="Times New Roman"/>
               </w:rPr>
               <w:t>、</w:t>
             </w:r>
             <w:r>
               <w:rPr>
-                <w:rFonts w:ascii="Consolas" w:eastAsia="Consolas" w:hAnsi="Consolas"/>
-                <w:sz w:val="21"/>
+                <w:rFonts w:eastAsia="Consolas" w:cs="Times New Roman"/>
               </w:rPr>
               <w:t>backend/schema_bootstrap.py</w:t>
             </w:r>
@@ -26701,38 +26441,39 @@
           </w:tcPr>
           <w:p>
             <w:pPr>
-              <w:spacing w:before="78" w:after="78"/>
-              <w:ind w:firstLine="420"/>
-              <w:jc w:val="left"/>
+              <w:pStyle w:val="af8"/>
               <w:cnfStyle w:val="000000100000" w:firstRow="0" w:lastRow="0" w:firstColumn="0" w:lastColumn="0" w:oddVBand="0" w:evenVBand="0" w:oddHBand="1" w:evenHBand="0" w:firstRowFirstColumn="0" w:firstRowLastColumn="0" w:lastRowFirstColumn="0" w:lastRowLastColumn="0"/>
-            </w:pPr>
-            <w:r>
-              <w:rPr>
-                <w:sz w:val="21"/>
+              <w:rPr>
+                <w:rFonts w:cs="Times New Roman"/>
+              </w:rPr>
+            </w:pPr>
+            <w:r>
+              <w:rPr>
+                <w:rFonts w:cs="Times New Roman"/>
               </w:rPr>
               <w:t>负责本地</w:t>
             </w:r>
             <w:r>
               <w:rPr>
-                <w:sz w:val="21"/>
-              </w:rPr>
-              <w:t xml:space="preserve"> PostgreSQL </w:t>
-            </w:r>
-            <w:r>
-              <w:rPr>
-                <w:sz w:val="21"/>
+                <w:rFonts w:cs="Times New Roman"/>
+              </w:rPr>
+              <w:t>PostgreSQL</w:t>
+            </w:r>
+            <w:r>
+              <w:rPr>
+                <w:rFonts w:cs="Times New Roman"/>
               </w:rPr>
               <w:t>自启动、核心</w:t>
             </w:r>
             <w:r>
               <w:rPr>
-                <w:sz w:val="21"/>
-              </w:rPr>
-              <w:t xml:space="preserve"> schema </w:t>
-            </w:r>
-            <w:r>
-              <w:rPr>
-                <w:sz w:val="21"/>
+                <w:rFonts w:cs="Times New Roman"/>
+              </w:rPr>
+              <w:t>schema</w:t>
+            </w:r>
+            <w:r>
+              <w:rPr>
+                <w:rFonts w:cs="Times New Roman"/>
               </w:rPr>
               <w:t>检查与补丁修复</w:t>
             </w:r>
@@ -26751,13 +26492,14 @@
           </w:tcPr>
           <w:p>
             <w:pPr>
-              <w:spacing w:before="78" w:after="78"/>
-              <w:ind w:firstLine="422"/>
-              <w:jc w:val="center"/>
-            </w:pPr>
-            <w:r>
-              <w:rPr>
-                <w:sz w:val="21"/>
+              <w:pStyle w:val="af8"/>
+              <w:rPr>
+                <w:rFonts w:cs="Times New Roman"/>
+              </w:rPr>
+            </w:pPr>
+            <w:r>
+              <w:rPr>
+                <w:rFonts w:cs="Times New Roman"/>
               </w:rPr>
               <w:t>数据库对象层</w:t>
             </w:r>
@@ -26770,56 +26512,57 @@
           </w:tcPr>
           <w:p>
             <w:pPr>
-              <w:spacing w:before="78" w:after="78"/>
-              <w:ind w:firstLine="420"/>
-              <w:jc w:val="left"/>
+              <w:pStyle w:val="af8"/>
               <w:cnfStyle w:val="000000000000" w:firstRow="0" w:lastRow="0" w:firstColumn="0" w:lastColumn="0" w:oddVBand="0" w:evenVBand="0" w:oddHBand="0" w:evenHBand="0" w:firstRowFirstColumn="0" w:firstRowLastColumn="0" w:lastRowFirstColumn="0" w:lastRowLastColumn="0"/>
-            </w:pPr>
-            <w:r>
-              <w:rPr>
-                <w:sz w:val="21"/>
-              </w:rPr>
-              <w:t xml:space="preserve">15 </w:t>
-            </w:r>
-            <w:r>
-              <w:rPr>
-                <w:sz w:val="21"/>
+              <w:rPr>
+                <w:rFonts w:cs="Times New Roman"/>
+              </w:rPr>
+            </w:pPr>
+            <w:r>
+              <w:rPr>
+                <w:rFonts w:cs="Times New Roman"/>
+              </w:rPr>
+              <w:t>15</w:t>
+            </w:r>
+            <w:r>
+              <w:rPr>
+                <w:rFonts w:cs="Times New Roman"/>
               </w:rPr>
               <w:t>张表、</w:t>
             </w:r>
             <w:r>
               <w:rPr>
-                <w:sz w:val="21"/>
-              </w:rPr>
-              <w:t xml:space="preserve">8 </w:t>
-            </w:r>
-            <w:r>
-              <w:rPr>
-                <w:sz w:val="21"/>
+                <w:rFonts w:cs="Times New Roman"/>
+              </w:rPr>
+              <w:t>8</w:t>
+            </w:r>
+            <w:r>
+              <w:rPr>
+                <w:rFonts w:cs="Times New Roman"/>
               </w:rPr>
               <w:t>个触发器、</w:t>
             </w:r>
             <w:r>
               <w:rPr>
-                <w:sz w:val="21"/>
-              </w:rPr>
-              <w:t xml:space="preserve">2 </w:t>
-            </w:r>
-            <w:r>
-              <w:rPr>
-                <w:sz w:val="21"/>
+                <w:rFonts w:cs="Times New Roman"/>
+              </w:rPr>
+              <w:t>2</w:t>
+            </w:r>
+            <w:r>
+              <w:rPr>
+                <w:rFonts w:cs="Times New Roman"/>
               </w:rPr>
               <w:t>个视图、</w:t>
             </w:r>
             <w:r>
               <w:rPr>
-                <w:sz w:val="21"/>
-              </w:rPr>
-              <w:t xml:space="preserve">3 </w:t>
-            </w:r>
-            <w:r>
-              <w:rPr>
-                <w:sz w:val="21"/>
+                <w:rFonts w:cs="Times New Roman"/>
+              </w:rPr>
+              <w:t>3</w:t>
+            </w:r>
+            <w:r>
+              <w:rPr>
+                <w:rFonts w:cs="Times New Roman"/>
               </w:rPr>
               <w:t>个复杂查询函数</w:t>
             </w:r>
@@ -26832,14 +26575,15 @@
           </w:tcPr>
           <w:p>
             <w:pPr>
-              <w:spacing w:before="78" w:after="78"/>
-              <w:ind w:firstLine="420"/>
-              <w:jc w:val="left"/>
+              <w:pStyle w:val="af8"/>
               <w:cnfStyle w:val="000000000000" w:firstRow="0" w:lastRow="0" w:firstColumn="0" w:lastColumn="0" w:oddVBand="0" w:evenVBand="0" w:oddHBand="0" w:evenHBand="0" w:firstRowFirstColumn="0" w:firstRowLastColumn="0" w:lastRowFirstColumn="0" w:lastRowLastColumn="0"/>
-            </w:pPr>
-            <w:r>
-              <w:rPr>
-                <w:sz w:val="21"/>
+              <w:rPr>
+                <w:rFonts w:cs="Times New Roman"/>
+              </w:rPr>
+            </w:pPr>
+            <w:r>
+              <w:rPr>
+                <w:rFonts w:cs="Times New Roman"/>
               </w:rPr>
               <w:t>负责最终的数据持久化、完整性约束和复杂统计</w:t>
             </w:r>
@@ -26895,7 +26639,7 @@
         <w:rPr>
           <w:rFonts w:cs="Times New Roman"/>
         </w:rPr>
-        <w:t xml:space="preserve"> schema </w:t>
+        <w:t>schema</w:t>
       </w:r>
       <w:r>
         <w:rPr>
@@ -27068,7 +26812,7 @@
         <w:rPr>
           <w:rFonts w:cs="Times New Roman"/>
         </w:rPr>
-        <w:t xml:space="preserve"> + </w:t>
+        <w:t>+</w:t>
       </w:r>
       <w:r>
         <w:rPr>
@@ -27092,7 +26836,7 @@
         <w:rPr>
           <w:rFonts w:cs="Times New Roman"/>
         </w:rPr>
-        <w:t xml:space="preserve"> INSERT </w:t>
+        <w:t>INSERT</w:t>
       </w:r>
       <w:r>
         <w:rPr>
@@ -27104,7 +26848,7 @@
         <w:rPr>
           <w:rFonts w:cs="Times New Roman"/>
         </w:rPr>
-        <w:t xml:space="preserve"> BEFORE </w:t>
+        <w:t>BEFORE</w:t>
       </w:r>
       <w:r>
         <w:rPr>
@@ -27116,7 +26860,7 @@
         <w:rPr>
           <w:rFonts w:cs="Times New Roman"/>
         </w:rPr>
-        <w:t xml:space="preserve"> UPDATE </w:t>
+        <w:t>UPDATE</w:t>
       </w:r>
       <w:r>
         <w:rPr>
@@ -27128,7 +26872,7 @@
         <w:rPr>
           <w:rFonts w:cs="Times New Roman"/>
         </w:rPr>
-        <w:t xml:space="preserve">INSERT </w:t>
+        <w:t>INSERT</w:t>
       </w:r>
       <w:r>
         <w:rPr>
@@ -27151,9 +26895,9 @@
         </w:rPr>
         <w:lastRenderedPageBreak/>
         <w:drawing>
-          <wp:inline distT="0" distB="0" distL="0" distR="0" wp14:anchorId="67AD7604" wp14:editId="6948B1D8">
-            <wp:extent cx="3287160" cy="5626100"/>
-            <wp:effectExtent l="0" t="0" r="8890" b="0"/>
+          <wp:inline distT="0" distB="0" distL="0" distR="0" wp14:anchorId="67AD7604" wp14:editId="6690C363">
+            <wp:extent cx="3068263" cy="5251450"/>
+            <wp:effectExtent l="0" t="0" r="0" b="6350"/>
             <wp:docPr id="523365037" name="图片 1"/>
             <wp:cNvGraphicFramePr>
               <a:graphicFrameLocks xmlns:a="http://schemas.openxmlformats.org/drawingml/2006/main" noChangeAspect="1"/>
@@ -27174,7 +26918,7 @@
                   <pic:spPr>
                     <a:xfrm>
                       <a:off x="0" y="0"/>
-                      <a:ext cx="3290708" cy="5632173"/>
+                      <a:ext cx="3072917" cy="5259415"/>
                     </a:xfrm>
                     <a:prstGeom prst="rect">
                       <a:avLst/>
@@ -27293,21 +27037,9 @@
       </w:r>
       <w:r>
         <w:rPr>
-          <w:rFonts w:cs="Times New Roman"/>
-        </w:rPr>
-        <w:t xml:space="preserve"> </w:t>
-      </w:r>
-      <w:r>
-        <w:rPr>
           <w:rFonts w:eastAsia="Consolas" w:cs="Times New Roman"/>
         </w:rPr>
-        <w:t>(project_id, requirement_id)</w:t>
-      </w:r>
-      <w:r>
-        <w:rPr>
-          <w:rFonts w:cs="Times New Roman"/>
-        </w:rPr>
-        <w:t xml:space="preserve"> </w:t>
+        <w:t>(project_id,requirement_id)</w:t>
       </w:r>
       <w:r>
         <w:rPr>
@@ -27320,12 +27052,6 @@
           <w:rFonts w:eastAsia="Consolas" w:cs="Times New Roman"/>
         </w:rPr>
         <w:t>IntegrityError</w:t>
-      </w:r>
-      <w:r>
-        <w:rPr>
-          <w:rFonts w:cs="Times New Roman"/>
-        </w:rPr>
-        <w:t xml:space="preserve"> </w:t>
       </w:r>
       <w:r>
         <w:rPr>
@@ -27348,9 +27074,9 @@
         </w:rPr>
         <w:lastRenderedPageBreak/>
         <w:drawing>
-          <wp:inline distT="0" distB="0" distL="0" distR="0" wp14:anchorId="4457A897" wp14:editId="4BBC5788">
-            <wp:extent cx="2775233" cy="5410200"/>
-            <wp:effectExtent l="0" t="0" r="6350" b="0"/>
+          <wp:inline distT="0" distB="0" distL="0" distR="0" wp14:anchorId="4457A897" wp14:editId="2EA75120">
+            <wp:extent cx="2599338" cy="5067300"/>
+            <wp:effectExtent l="0" t="0" r="0" b="0"/>
             <wp:docPr id="228721116" name="图片 1"/>
             <wp:cNvGraphicFramePr>
               <a:graphicFrameLocks xmlns:a="http://schemas.openxmlformats.org/drawingml/2006/main" noChangeAspect="1"/>
@@ -27371,7 +27097,7 @@
                   <pic:spPr>
                     <a:xfrm>
                       <a:off x="0" y="0"/>
-                      <a:ext cx="2778593" cy="5416751"/>
+                      <a:ext cx="2603493" cy="5075401"/>
                     </a:xfrm>
                     <a:prstGeom prst="rect">
                       <a:avLst/>
@@ -27388,7 +27114,7 @@
       <w:pPr>
         <w:pStyle w:val="a6"/>
         <w:rPr>
-          <w:rFonts w:eastAsiaTheme="minorEastAsia" w:cs="Times New Roman" w:hint="eastAsia"/>
+          <w:rFonts w:eastAsiaTheme="minorEastAsia" w:cs="Times New Roman"/>
         </w:rPr>
       </w:pPr>
       <w:r>
@@ -27504,7 +27230,7 @@
         <w:rPr>
           <w:rFonts w:cs="Times New Roman"/>
         </w:rPr>
-        <w:t xml:space="preserve"> + </w:t>
+        <w:t>+</w:t>
       </w:r>
       <w:r>
         <w:rPr>
@@ -27516,7 +27242,7 @@
         <w:rPr>
           <w:rFonts w:cs="Times New Roman"/>
         </w:rPr>
-        <w:t xml:space="preserve"> + </w:t>
+        <w:t>+</w:t>
       </w:r>
       <w:r>
         <w:rPr>
@@ -27695,7 +27421,7 @@
         <w:rPr>
           <w:rFonts w:cs="Times New Roman"/>
         </w:rPr>
-        <w:t xml:space="preserve"> CRUD </w:t>
+        <w:t>CRUD</w:t>
       </w:r>
       <w:r>
         <w:rPr>
@@ -27707,7 +27433,7 @@
         <w:rPr>
           <w:rFonts w:cs="Times New Roman"/>
         </w:rPr>
-        <w:t xml:space="preserve"> JSONB </w:t>
+        <w:t>JSONB</w:t>
       </w:r>
       <w:r>
         <w:rPr>
@@ -27717,12 +27443,6 @@
       </w:r>
       <w:r>
         <w:rPr>
-          <w:rFonts w:cs="Times New Roman"/>
-        </w:rPr>
-        <w:t xml:space="preserve"> </w:t>
-      </w:r>
-      <w:r>
-        <w:rPr>
           <w:rFonts w:eastAsia="Consolas" w:cs="Times New Roman"/>
         </w:rPr>
         <w:t>manage_milestone_nodes</w:t>
@@ -27731,31 +27451,13 @@
         <w:rPr>
           <w:rFonts w:cs="Times New Roman"/>
         </w:rPr>
-        <w:t xml:space="preserve"> </w:t>
-      </w:r>
-      <w:r>
-        <w:rPr>
-          <w:rFonts w:cs="Times New Roman"/>
-        </w:rPr>
         <w:t>表中，可直接被</w:t>
       </w:r>
       <w:r>
         <w:rPr>
-          <w:rFonts w:cs="Times New Roman"/>
-        </w:rPr>
-        <w:t xml:space="preserve"> </w:t>
-      </w:r>
-      <w:r>
-        <w:rPr>
           <w:rFonts w:eastAsia="Consolas" w:cs="Times New Roman"/>
         </w:rPr>
         <w:t>fn_milestone_delivery_risk()</w:t>
-      </w:r>
-      <w:r>
-        <w:rPr>
-          <w:rFonts w:cs="Times New Roman"/>
-        </w:rPr>
-        <w:t xml:space="preserve"> </w:t>
       </w:r>
       <w:r>
         <w:rPr>
@@ -27921,20 +27623,14 @@
       <w:r>
         <w:rPr>
           <w:rFonts w:cs="Times New Roman"/>
-        </w:rPr>
-        <w:t xml:space="preserve"> </w:t>
-      </w:r>
-      <w:r>
-        <w:rPr>
-          <w:rFonts w:cs="Times New Roman"/>
-          <w:b/>
-        </w:rPr>
-        <w:t xml:space="preserve">15 </w:t>
-      </w:r>
-      <w:r>
-        <w:rPr>
-          <w:rFonts w:cs="Times New Roman"/>
-          <w:b/>
+          <w:bCs/>
+        </w:rPr>
+        <w:t>15</w:t>
+      </w:r>
+      <w:r>
+        <w:rPr>
+          <w:rFonts w:cs="Times New Roman"/>
+          <w:bCs/>
         </w:rPr>
         <w:t>张关系表</w:t>
       </w:r>
@@ -28328,7 +28024,7 @@
               <w:rPr>
                 <w:rFonts w:cs="Times New Roman"/>
               </w:rPr>
-              <w:t xml:space="preserve"> SELECT </w:t>
+              <w:t>SELECT</w:t>
             </w:r>
             <w:r>
               <w:rPr>
@@ -28340,7 +28036,7 @@
               <w:rPr>
                 <w:rFonts w:cs="Times New Roman"/>
               </w:rPr>
-              <w:t xml:space="preserve"> SELECT </w:t>
+              <w:t>SELECT</w:t>
             </w:r>
             <w:r>
               <w:rPr>
@@ -28373,7 +28069,7 @@
               <w:rPr>
                 <w:rFonts w:cs="Times New Roman"/>
               </w:rPr>
-              <w:t xml:space="preserve">Pydantic </w:t>
+              <w:t>Pydantic</w:t>
             </w:r>
             <w:r>
               <w:rPr>
@@ -28400,7 +28096,7 @@
               <w:rPr>
                 <w:rFonts w:cs="Times New Roman"/>
               </w:rPr>
-              <w:t>crud.py / extended_crud.py / connection.py / query.py</w:t>
+              <w:t>crud.py/extended_crud.py/connection.py/query.py</w:t>
             </w:r>
           </w:p>
         </w:tc>
@@ -28427,7 +28123,7 @@
               <w:rPr>
                 <w:rFonts w:cs="Times New Roman"/>
               </w:rPr>
-              <w:t xml:space="preserve"> ConnectRequest</w:t>
+              <w:t>ConnectRequest</w:t>
             </w:r>
             <w:r>
               <w:rPr>
@@ -28478,7 +28174,7 @@
               <w:rPr>
                 <w:rFonts w:cs="Times New Roman"/>
               </w:rPr>
-              <w:t xml:space="preserve"> HTTP JSON </w:t>
+              <w:t>HTTP JSON</w:t>
             </w:r>
             <w:r>
               <w:rPr>
@@ -28537,7 +28233,7 @@
               <w:rPr>
                 <w:rFonts w:cs="Times New Roman"/>
               </w:rPr>
-              <w:t xml:space="preserve"> *.vue </w:t>
+              <w:t>*.vue</w:t>
             </w:r>
             <w:r>
               <w:rPr>
@@ -28549,7 +28245,7 @@
               <w:rPr>
                 <w:rFonts w:cs="Times New Roman"/>
               </w:rPr>
-              <w:t xml:space="preserve"> ref/reactive</w:t>
+              <w:t>ref/reactive</w:t>
             </w:r>
           </w:p>
         </w:tc>
@@ -28687,7 +28383,7 @@
               <w:rPr>
                 <w:rFonts w:cs="Times New Roman"/>
               </w:rPr>
-              <w:t xml:space="preserve">RequirementsView.vue </w:t>
+              <w:t>RequirementsView.vue</w:t>
             </w:r>
             <w:r>
               <w:rPr>
@@ -28699,7 +28395,7 @@
               <w:rPr>
                 <w:rFonts w:cs="Times New Roman"/>
               </w:rPr>
-              <w:t xml:space="preserve"> buildTree() </w:t>
+              <w:t>buildTree()</w:t>
             </w:r>
             <w:r>
               <w:rPr>
@@ -28817,12 +28513,6 @@
           <w:rFonts w:eastAsia="Consolas" w:cs="Times New Roman"/>
         </w:rPr>
         <w:t>DatabaseManager</w:t>
-      </w:r>
-      <w:r>
-        <w:rPr>
-          <w:rFonts w:cs="Times New Roman"/>
-        </w:rPr>
-        <w:t xml:space="preserve"> </w:t>
       </w:r>
       <w:r>
         <w:rPr>
@@ -29669,12 +29359,6 @@
       </w:r>
       <w:r>
         <w:rPr>
-          <w:rFonts w:cs="Times New Roman"/>
-        </w:rPr>
-        <w:t xml:space="preserve"> </w:t>
-      </w:r>
-      <w:r>
-        <w:rPr>
           <w:rFonts w:eastAsia="Consolas" w:cs="Times New Roman"/>
         </w:rPr>
         <w:t>_idle</w:t>
@@ -29683,19 +29367,13 @@
         <w:rPr>
           <w:rFonts w:cs="Times New Roman"/>
         </w:rPr>
-        <w:t xml:space="preserve"> </w:t>
-      </w:r>
-      <w:r>
-        <w:rPr>
-          <w:rFonts w:cs="Times New Roman"/>
-        </w:rPr>
         <w:t>条件变量保证关闭连接池时不会与正在执行的</w:t>
       </w:r>
       <w:r>
         <w:rPr>
           <w:rFonts w:cs="Times New Roman"/>
         </w:rPr>
-        <w:t xml:space="preserve"> SQL </w:t>
+        <w:t>SQL</w:t>
       </w:r>
       <w:r>
         <w:rPr>
@@ -29737,7 +29415,7 @@
         <w:rPr>
           <w:rFonts w:cs="Times New Roman"/>
         </w:rPr>
-        <w:t xml:space="preserve">8 </w:t>
+        <w:t>8</w:t>
       </w:r>
       <w:r>
         <w:rPr>
@@ -29764,7 +29442,7 @@
         <w:rPr>
           <w:rFonts w:cs="Times New Roman"/>
         </w:rPr>
-        <w:t xml:space="preserve"> 8 </w:t>
+        <w:t>8</w:t>
       </w:r>
       <w:r>
         <w:rPr>
@@ -29774,15 +29452,9 @@
       </w:r>
       <w:r>
         <w:rPr>
-          <w:rFonts w:cs="Times New Roman"/>
-        </w:rPr>
-        <w:t xml:space="preserve"> </w:t>
-      </w:r>
-      <w:r>
-        <w:rPr>
           <w:rFonts w:eastAsia="Consolas" w:cs="Times New Roman"/>
         </w:rPr>
-        <w:t xml:space="preserve">BEFORE INSERT OR UPDATE OF </w:t>
+        <w:t>BEFORE INSERT OR UPDATE OF</w:t>
       </w:r>
       <w:r>
         <w:rPr>
@@ -29794,7 +29466,7 @@
         <w:rPr>
           <w:rFonts w:eastAsia="Consolas" w:cs="Times New Roman"/>
         </w:rPr>
-        <w:t xml:space="preserve"> ON </w:t>
+        <w:t>ON</w:t>
       </w:r>
       <w:r>
         <w:rPr>
@@ -29806,13 +29478,7 @@
         <w:rPr>
           <w:rFonts w:eastAsia="Consolas" w:cs="Times New Roman"/>
         </w:rPr>
-        <w:t xml:space="preserve"> FOR EACH ROW</w:t>
-      </w:r>
-      <w:r>
-        <w:rPr>
-          <w:rFonts w:cs="Times New Roman"/>
-        </w:rPr>
-        <w:t xml:space="preserve"> </w:t>
+        <w:t>FOR EACH ROW</w:t>
       </w:r>
       <w:r>
         <w:rPr>
@@ -29822,21 +29488,9 @@
       </w:r>
       <w:r>
         <w:rPr>
-          <w:rFonts w:cs="Times New Roman"/>
-        </w:rPr>
-        <w:t xml:space="preserve"> </w:t>
-      </w:r>
-      <w:r>
-        <w:rPr>
           <w:rFonts w:eastAsia="Consolas" w:cs="Times New Roman"/>
         </w:rPr>
         <w:t>RAISE EXCEPTION</w:t>
-      </w:r>
-      <w:r>
-        <w:rPr>
-          <w:rFonts w:cs="Times New Roman"/>
-        </w:rPr>
-        <w:t xml:space="preserve"> </w:t>
       </w:r>
       <w:r>
         <w:rPr>
@@ -29969,14 +29623,14 @@
               <w:rPr>
                 <w:rFonts w:cs="Times New Roman"/>
               </w:rPr>
-              <w:t>BEFORE INSERT OR UPDATE OF project_id, requirement_type, parent_id ON m</w:t>
+              <w:t>BEFORE INSERT OR UPDATE OF project_id, requirement_type, parent_id ON manage_requirements FOR EA</w:t>
             </w:r>
             <w:r>
               <w:rPr>
                 <w:rFonts w:cs="Times New Roman"/>
               </w:rPr>
               <w:lastRenderedPageBreak/>
-              <w:t>anage_requirements FOR EACH ROW</w:t>
+              <w:t>CH ROW</w:t>
             </w:r>
           </w:p>
         </w:tc>
@@ -30016,7 +29670,7 @@
               <w:rPr>
                 <w:rFonts w:cs="Times New Roman"/>
               </w:rPr>
-              <w:t xml:space="preserve"> UPDATE </w:t>
+              <w:t>UPDATE</w:t>
             </w:r>
             <w:r>
               <w:rPr>
@@ -30028,7 +29682,7 @@
               <w:rPr>
                 <w:rFonts w:cs="Times New Roman"/>
               </w:rPr>
-              <w:t xml:space="preserve"> CTE </w:t>
+              <w:t>CTE</w:t>
             </w:r>
             <w:r>
               <w:rPr>
@@ -30537,7 +30191,7 @@
               <w:rPr>
                 <w:rFonts w:cs="Times New Roman"/>
               </w:rPr>
-              <w:t xml:space="preserve">project </w:t>
+              <w:t>project</w:t>
             </w:r>
             <w:r>
               <w:rPr>
@@ -30588,19 +30242,13 @@
         <w:rPr>
           <w:rFonts w:cs="Times New Roman"/>
         </w:rPr>
-        <w:t xml:space="preserve"> </w:t>
-      </w:r>
-      <w:r>
-        <w:rPr>
-          <w:rFonts w:cs="Times New Roman"/>
-        </w:rPr>
         <w:t>中的循环父子关系检测通过递归</w:t>
       </w:r>
       <w:r>
         <w:rPr>
           <w:rFonts w:cs="Times New Roman"/>
         </w:rPr>
-        <w:t xml:space="preserve"> CTE </w:t>
+        <w:t>CTE</w:t>
       </w:r>
       <w:r>
         <w:rPr>
@@ -30610,12 +30258,6 @@
       </w:r>
       <w:r>
         <w:rPr>
-          <w:rFonts w:cs="Times New Roman"/>
-        </w:rPr>
-        <w:t xml:space="preserve"> </w:t>
-      </w:r>
-      <w:r>
-        <w:rPr>
           <w:rFonts w:eastAsia="Consolas" w:cs="Times New Roman"/>
         </w:rPr>
         <w:t>parent_id</w:t>
@@ -30624,22 +30266,10 @@
         <w:rPr>
           <w:rFonts w:cs="Times New Roman"/>
         </w:rPr>
-        <w:t xml:space="preserve"> </w:t>
-      </w:r>
-      <w:r>
-        <w:rPr>
-          <w:rFonts w:cs="Times New Roman"/>
-        </w:rPr>
         <w:t>向上遍历祖先链；若在链表中发现当前节点自身的</w:t>
       </w:r>
       <w:r>
         <w:rPr>
-          <w:rFonts w:cs="Times New Roman"/>
-        </w:rPr>
-        <w:t xml:space="preserve"> </w:t>
-      </w:r>
-      <w:r>
-        <w:rPr>
           <w:rFonts w:eastAsia="Consolas" w:cs="Times New Roman"/>
         </w:rPr>
         <w:t>req_id</w:t>
@@ -30654,7 +30284,7 @@
         <w:rPr>
           <w:rFonts w:cs="Times New Roman"/>
         </w:rPr>
-        <w:t xml:space="preserve"> UPDATE</w:t>
+        <w:t>UPDATE</w:t>
       </w:r>
       <w:r>
         <w:rPr>
@@ -30926,7 +30556,6 @@
           <w:sz w:val="17"/>
           <w:szCs w:val="17"/>
         </w:rPr>
-        <w:lastRenderedPageBreak/>
         <w:t xml:space="preserve"> 4. </w:t>
       </w:r>
       <w:r>
@@ -31096,6 +30725,7 @@
           <w:sz w:val="17"/>
           <w:szCs w:val="17"/>
         </w:rPr>
+        <w:lastRenderedPageBreak/>
         <w:t xml:space="preserve"> 6. </w:t>
       </w:r>
       <w:r>
@@ -31829,7 +31459,7 @@
         <w:rPr>
           <w:rFonts w:cs="Times New Roman"/>
         </w:rPr>
-        <w:t xml:space="preserve"> CTE </w:t>
+        <w:t>CTE</w:t>
       </w:r>
       <w:r>
         <w:rPr>
@@ -32019,7 +31649,7 @@
         <w:rPr>
           <w:rFonts w:cs="Times New Roman"/>
         </w:rPr>
-        <w:t xml:space="preserve"> CTE </w:t>
+        <w:t>CTE</w:t>
       </w:r>
       <w:r>
         <w:rPr>
@@ -32163,7 +31793,7 @@
         <w:rPr>
           <w:rFonts w:cs="Times New Roman"/>
         </w:rPr>
-        <w:t xml:space="preserve">3 </w:t>
+        <w:t>3</w:t>
       </w:r>
       <w:r>
         <w:rPr>
@@ -32192,7 +31822,7 @@
           <w:rFonts w:cs="Times New Roman"/>
           <w:b/>
         </w:rPr>
-        <w:t xml:space="preserve"> 1</w:t>
+        <w:t>1</w:t>
       </w:r>
       <w:r>
         <w:rPr>
@@ -32234,7 +31864,7 @@
         <w:rPr>
           <w:rFonts w:cs="Times New Roman"/>
         </w:rPr>
-        <w:t xml:space="preserve"> 5 </w:t>
+        <w:t>5</w:t>
       </w:r>
       <w:r>
         <w:rPr>
@@ -32306,7 +31936,7 @@
         <w:rPr>
           <w:rFonts w:cs="Times New Roman"/>
         </w:rPr>
-        <w:t xml:space="preserve"> 2 </w:t>
+        <w:t>2</w:t>
       </w:r>
       <w:r>
         <w:rPr>
@@ -32318,7 +31948,7 @@
         <w:rPr>
           <w:rFonts w:cs="Times New Roman"/>
         </w:rPr>
-        <w:t xml:space="preserve"> CTE </w:t>
+        <w:t>CTE</w:t>
       </w:r>
       <w:r>
         <w:rPr>
@@ -32330,7 +31960,7 @@
         <w:rPr>
           <w:rFonts w:cs="Times New Roman"/>
         </w:rPr>
-        <w:t xml:space="preserve"> JSONB </w:t>
+        <w:t>JSONB</w:t>
       </w:r>
       <w:r>
         <w:rPr>
@@ -32351,13 +31981,13 @@
         <w:rPr>
           <w:rFonts w:cs="Times New Roman"/>
         </w:rPr>
-        <w:t xml:space="preserve">• </w:t>
+        <w:t>•</w:t>
       </w:r>
       <w:r>
         <w:rPr>
           <w:rFonts w:eastAsia="Consolas" w:cs="Times New Roman"/>
         </w:rPr>
-        <w:t>JSONB_AGG(DISTINCT JSONB_BUILD_OBJECT(...)) FILTER (...)</w:t>
+        <w:t>JSONB_AGG(DISTINCTJSONB_BUILD_OBJECT(...))FILTER(...)</w:t>
       </w:r>
       <w:r>
         <w:rPr>
@@ -32369,7 +31999,7 @@
         <w:rPr>
           <w:rFonts w:cs="Times New Roman"/>
         </w:rPr>
-        <w:t xml:space="preserve"> JSONB </w:t>
+        <w:t>JSONB</w:t>
       </w:r>
       <w:r>
         <w:rPr>
@@ -32390,13 +32020,13 @@
         <w:rPr>
           <w:rFonts w:cs="Times New Roman"/>
         </w:rPr>
-        <w:t xml:space="preserve">• </w:t>
+        <w:t>•</w:t>
       </w:r>
       <w:r>
         <w:rPr>
           <w:rFonts w:eastAsia="Consolas" w:cs="Times New Roman"/>
         </w:rPr>
-        <w:t>COALESCE(..., '[]'::JSONB)</w:t>
+        <w:t>COALESCE(...,'[]'::JSONB)</w:t>
       </w:r>
       <w:r>
         <w:rPr>
@@ -32408,19 +32038,13 @@
         <w:rPr>
           <w:rFonts w:cs="Times New Roman"/>
         </w:rPr>
-        <w:t xml:space="preserve"> JSON </w:t>
+        <w:t>JSON</w:t>
       </w:r>
       <w:r>
         <w:rPr>
           <w:rFonts w:cs="Times New Roman"/>
         </w:rPr>
         <w:t>数组而非</w:t>
-      </w:r>
-      <w:r>
-        <w:rPr>
-          <w:rFonts w:cs="Times New Roman"/>
-        </w:rPr>
-        <w:t xml:space="preserve"> </w:t>
       </w:r>
       <w:r>
         <w:rPr>
@@ -32447,7 +32071,7 @@
         <w:rPr>
           <w:rFonts w:cs="Times New Roman"/>
         </w:rPr>
-        <w:t xml:space="preserve">• </w:t>
+        <w:t>•</w:t>
       </w:r>
       <w:r>
         <w:rPr>
@@ -32611,7 +32235,7 @@
           <w:rFonts w:cs="Times New Roman"/>
           <w:b/>
         </w:rPr>
-        <w:t xml:space="preserve"> 2</w:t>
+        <w:t>2</w:t>
       </w:r>
       <w:r>
         <w:rPr>
@@ -32652,59 +32276,47 @@
       <w:r>
         <w:rPr>
           <w:rFonts w:cs="Times New Roman"/>
+          <w:bCs/>
+        </w:rPr>
+        <w:t>4</w:t>
+      </w:r>
+      <w:r>
+        <w:rPr>
+          <w:rFonts w:cs="Times New Roman"/>
+          <w:bCs/>
+        </w:rPr>
+        <w:t>个并列</w:t>
+      </w:r>
+      <w:r>
+        <w:rPr>
+          <w:rFonts w:cs="Times New Roman"/>
+          <w:bCs/>
+        </w:rPr>
+        <w:t>CTE</w:t>
+      </w:r>
+      <w:r>
+        <w:rPr>
+          <w:rFonts w:cs="Times New Roman"/>
+        </w:rPr>
+        <w:t>分别统计需求进度、缺陷状况、测试覆盖率和里程碑情况，最终通过</w:t>
+      </w:r>
+      <w:r>
+        <w:rPr>
+          <w:rFonts w:eastAsia="Consolas" w:cs="Times New Roman"/>
+        </w:rPr>
+        <w:t>LEFT</w:t>
+      </w:r>
+      <w:r>
+        <w:rPr>
+          <w:rFonts w:eastAsiaTheme="minorEastAsia" w:cs="Times New Roman" w:hint="eastAsia"/>
         </w:rPr>
         <w:t xml:space="preserve"> </w:t>
       </w:r>
       <w:r>
         <w:rPr>
-          <w:rFonts w:cs="Times New Roman"/>
-          <w:b/>
-        </w:rPr>
-        <w:t xml:space="preserve">4 </w:t>
-      </w:r>
-      <w:r>
-        <w:rPr>
-          <w:rFonts w:cs="Times New Roman"/>
-          <w:b/>
-        </w:rPr>
-        <w:t>个并列</w:t>
-      </w:r>
-      <w:r>
-        <w:rPr>
-          <w:rFonts w:cs="Times New Roman"/>
-          <w:b/>
-        </w:rPr>
-        <w:t xml:space="preserve"> CTE</w:t>
-      </w:r>
-      <w:r>
-        <w:rPr>
-          <w:rFonts w:cs="Times New Roman"/>
-        </w:rPr>
-        <w:t xml:space="preserve"> </w:t>
-      </w:r>
-      <w:r>
-        <w:rPr>
-          <w:rFonts w:cs="Times New Roman"/>
-        </w:rPr>
-        <w:t>分别统计需求进度、缺陷状况、测试覆盖率和里程碑情况，最终通过</w:t>
-      </w:r>
-      <w:r>
-        <w:rPr>
-          <w:rFonts w:cs="Times New Roman"/>
-        </w:rPr>
-        <w:t xml:space="preserve"> </w:t>
-      </w:r>
-      <w:r>
-        <w:rPr>
           <w:rFonts w:eastAsia="Consolas" w:cs="Times New Roman"/>
         </w:rPr>
-        <w:t>LEFT JOIN</w:t>
-      </w:r>
-      <w:r>
-        <w:rPr>
-          <w:rFonts w:cs="Times New Roman"/>
-        </w:rPr>
-        <w:t xml:space="preserve"> </w:t>
+        <w:t>JOIN</w:t>
       </w:r>
       <w:r>
         <w:rPr>
@@ -32715,28 +32327,16 @@
       <w:r>
         <w:rPr>
           <w:rFonts w:cs="Times New Roman"/>
-        </w:rPr>
-        <w:t xml:space="preserve"> </w:t>
-      </w:r>
-      <w:r>
-        <w:rPr>
-          <w:rFonts w:cs="Times New Roman"/>
-          <w:b/>
-        </w:rPr>
-        <w:t xml:space="preserve">16 </w:t>
-      </w:r>
-      <w:r>
-        <w:rPr>
-          <w:rFonts w:cs="Times New Roman"/>
-          <w:b/>
-        </w:rPr>
-        <w:t>个字段</w:t>
-      </w:r>
-      <w:r>
-        <w:rPr>
-          <w:rFonts w:cs="Times New Roman"/>
-        </w:rPr>
-        <w:t>：</w:t>
+          <w:bCs/>
+        </w:rPr>
+        <w:t>16</w:t>
+      </w:r>
+      <w:r>
+        <w:rPr>
+          <w:rFonts w:cs="Times New Roman"/>
+          <w:bCs/>
+        </w:rPr>
+        <w:t>个字段：</w:t>
       </w:r>
     </w:p>
     <w:p>
@@ -32996,7 +32596,7 @@
       <w:pPr>
         <w:pStyle w:val="a6"/>
         <w:rPr>
-          <w:rFonts w:cs="Times New Roman" w:hint="eastAsia"/>
+          <w:rFonts w:cs="Times New Roman"/>
         </w:rPr>
       </w:pPr>
       <w:r>
@@ -33124,15 +32724,9 @@
       <w:r>
         <w:rPr>
           <w:rFonts w:cs="Times New Roman"/>
-        </w:rPr>
-        <w:t xml:space="preserve"> </w:t>
-      </w:r>
-      <w:r>
-        <w:rPr>
-          <w:rFonts w:cs="Times New Roman"/>
           <w:b/>
         </w:rPr>
-        <w:t xml:space="preserve">5 </w:t>
+        <w:t>5</w:t>
       </w:r>
       <w:r>
         <w:rPr>
@@ -33146,13 +32740,7 @@
           <w:rFonts w:cs="Times New Roman"/>
           <w:b/>
         </w:rPr>
-        <w:t xml:space="preserve"> CTE</w:t>
-      </w:r>
-      <w:r>
-        <w:rPr>
-          <w:rFonts w:cs="Times New Roman"/>
-        </w:rPr>
-        <w:t xml:space="preserve"> </w:t>
+        <w:t>CTE</w:t>
       </w:r>
       <w:r>
         <w:rPr>
@@ -33173,7 +32761,7 @@
         <w:rPr>
           <w:rFonts w:cs="Times New Roman"/>
         </w:rPr>
-        <w:t xml:space="preserve">1. </w:t>
+        <w:t>1.</w:t>
       </w:r>
       <w:r>
         <w:rPr>
@@ -33185,7 +32773,7 @@
         <w:rPr>
           <w:rFonts w:cs="Times New Roman"/>
         </w:rPr>
-        <w:t xml:space="preserve"> — </w:t>
+        <w:t>—</w:t>
       </w:r>
       <w:r>
         <w:rPr>
@@ -33221,44 +32809,38 @@
         <w:rPr>
           <w:rFonts w:cs="Times New Roman"/>
         </w:rPr>
+        <w:t>"</w:t>
+      </w:r>
+      <w:r>
+        <w:rPr>
+          <w:rFonts w:cs="Times New Roman"/>
+        </w:rPr>
+        <w:t>无</w:t>
+      </w:r>
+      <w:r>
+        <w:rPr>
+          <w:rFonts w:cs="Times New Roman"/>
+        </w:rPr>
         <w:lastRenderedPageBreak/>
+        <w:t>测试覆盖</w:t>
+      </w:r>
+      <w:r>
+        <w:rPr>
+          <w:rFonts w:cs="Times New Roman"/>
+        </w:rPr>
         <w:t>"</w:t>
       </w:r>
       <w:r>
         <w:rPr>
           <w:rFonts w:cs="Times New Roman"/>
         </w:rPr>
-        <w:t>无测试覆盖</w:t>
-      </w:r>
-      <w:r>
-        <w:rPr>
-          <w:rFonts w:cs="Times New Roman"/>
-        </w:rPr>
-        <w:t>"</w:t>
-      </w:r>
-      <w:r>
-        <w:rPr>
-          <w:rFonts w:cs="Times New Roman"/>
-        </w:rPr>
         <w:t>仅统计是否存在</w:t>
       </w:r>
       <w:r>
         <w:rPr>
-          <w:rFonts w:cs="Times New Roman"/>
-        </w:rPr>
-        <w:t xml:space="preserve"> </w:t>
-      </w:r>
-      <w:r>
-        <w:rPr>
           <w:rFonts w:eastAsia="Consolas" w:cs="Times New Roman"/>
         </w:rPr>
         <w:t>active</w:t>
-      </w:r>
-      <w:r>
-        <w:rPr>
-          <w:rFonts w:cs="Times New Roman"/>
-        </w:rPr>
-        <w:t xml:space="preserve"> </w:t>
       </w:r>
       <w:r>
         <w:rPr>
@@ -33279,7 +32861,7 @@
         <w:rPr>
           <w:rFonts w:cs="Times New Roman"/>
         </w:rPr>
-        <w:t xml:space="preserve">2. </w:t>
+        <w:t>2.</w:t>
       </w:r>
       <w:r>
         <w:rPr>
@@ -33291,7 +32873,7 @@
         <w:rPr>
           <w:rFonts w:cs="Times New Roman"/>
         </w:rPr>
-        <w:t xml:space="preserve"> — </w:t>
+        <w:t>—</w:t>
       </w:r>
       <w:r>
         <w:rPr>
@@ -33303,7 +32885,7 @@
         <w:rPr>
           <w:rFonts w:cs="Times New Roman"/>
         </w:rPr>
-        <w:t xml:space="preserve">critical </w:t>
+        <w:t>critical</w:t>
       </w:r>
       <w:r>
         <w:rPr>
@@ -33324,7 +32906,7 @@
         <w:rPr>
           <w:rFonts w:cs="Times New Roman"/>
         </w:rPr>
-        <w:t xml:space="preserve">3. </w:t>
+        <w:t>3.</w:t>
       </w:r>
       <w:r>
         <w:rPr>
@@ -33336,7 +32918,7 @@
         <w:rPr>
           <w:rFonts w:cs="Times New Roman"/>
         </w:rPr>
-        <w:t xml:space="preserve"> — </w:t>
+        <w:t>—</w:t>
       </w:r>
       <w:r>
         <w:rPr>
@@ -33357,7 +32939,7 @@
         <w:rPr>
           <w:rFonts w:cs="Times New Roman"/>
         </w:rPr>
-        <w:t xml:space="preserve">4. </w:t>
+        <w:t>4.</w:t>
       </w:r>
       <w:r>
         <w:rPr>
@@ -33369,7 +32951,7 @@
         <w:rPr>
           <w:rFonts w:cs="Times New Roman"/>
         </w:rPr>
-        <w:t xml:space="preserve"> — </w:t>
+        <w:t>—</w:t>
       </w:r>
       <w:r>
         <w:rPr>
@@ -33379,12 +32961,6 @@
       </w:r>
       <w:r>
         <w:rPr>
-          <w:rFonts w:cs="Times New Roman"/>
-        </w:rPr>
-        <w:t xml:space="preserve"> </w:t>
-      </w:r>
-      <w:r>
-        <w:rPr>
           <w:rFonts w:eastAsia="Consolas" w:cs="Times New Roman"/>
         </w:rPr>
         <w:t>`</w:t>
@@ -33393,7 +32969,7 @@
         <w:rPr>
           <w:rFonts w:cs="Times New Roman"/>
         </w:rPr>
-        <w:t xml:space="preserve"> risk_score = incomplete * 2.0 + uncovered * 1.5 + blocked * 2.5 + unresolved_defects * 2.0 + critical_defects * 3.0 + pending_changes * 0.5 </w:t>
+        <w:t>risk_score=incomplete*2.0+uncovered*1.5+blocked*2.5+unresolved_defects*2.0+critical_defects*3.0+pending_changes*0.5</w:t>
       </w:r>
       <w:r>
         <w:rPr>
@@ -33414,7 +32990,7 @@
         <w:rPr>
           <w:rFonts w:cs="Times New Roman"/>
         </w:rPr>
-        <w:t xml:space="preserve">5. </w:t>
+        <w:t>5.</w:t>
       </w:r>
       <w:r>
         <w:rPr>
@@ -33426,7 +33002,7 @@
         <w:rPr>
           <w:rFonts w:cs="Times New Roman"/>
         </w:rPr>
-        <w:t xml:space="preserve"> SELECT — </w:t>
+        <w:t>SELECT—</w:t>
       </w:r>
       <w:r>
         <w:rPr>
@@ -33438,7 +33014,7 @@
         <w:rPr>
           <w:rFonts w:cs="Times New Roman"/>
         </w:rPr>
-        <w:t xml:space="preserve"> risk_level </w:t>
+        <w:t>risk_level</w:t>
       </w:r>
       <w:r>
         <w:rPr>
@@ -33450,7 +33026,7 @@
         <w:rPr>
           <w:rFonts w:cs="Times New Roman"/>
         </w:rPr>
-        <w:t xml:space="preserve"> high</w:t>
+        <w:t>high</w:t>
       </w:r>
       <w:r>
         <w:rPr>
@@ -33498,7 +33074,7 @@
         <w:rPr>
           <w:rFonts w:cs="Times New Roman"/>
         </w:rPr>
-        <w:t xml:space="preserve">low </w:t>
+        <w:t>low</w:t>
       </w:r>
       <w:r>
         <w:rPr>
@@ -33557,7 +33133,7 @@
       <w:pPr>
         <w:pStyle w:val="a6"/>
         <w:rPr>
-          <w:rFonts w:cs="Times New Roman" w:hint="eastAsia"/>
+          <w:rFonts w:cs="Times New Roman"/>
         </w:rPr>
       </w:pPr>
       <w:r>
@@ -33674,7 +33250,7 @@
           <w:rFonts w:cs="Times New Roman"/>
           <w:b/>
         </w:rPr>
-        <w:t xml:space="preserve"> 1</w:t>
+        <w:t>1</w:t>
       </w:r>
       <w:r>
         <w:rPr>
@@ -33702,7 +33278,7 @@
           <w:rFonts w:cs="Times New Roman"/>
           <w:b/>
         </w:rPr>
-        <w:t xml:space="preserve"> schema </w:t>
+        <w:t>schema</w:t>
       </w:r>
       <w:r>
         <w:rPr>
@@ -33730,7 +33306,7 @@
         <w:rPr>
           <w:rFonts w:cs="Times New Roman"/>
         </w:rPr>
-        <w:t xml:space="preserve"> schema </w:t>
+        <w:t>schema</w:t>
       </w:r>
       <w:r>
         <w:rPr>
@@ -33782,13 +33358,13 @@
         <w:rPr>
           <w:rFonts w:cs="Times New Roman"/>
         </w:rPr>
-        <w:t xml:space="preserve">1. </w:t>
+        <w:t>1.</w:t>
       </w:r>
       <w:r>
         <w:rPr>
           <w:rFonts w:eastAsia="Consolas" w:cs="Times New Roman"/>
         </w:rPr>
-        <w:t>ensure_local_postgres_ready(host, port)</w:t>
+        <w:t>ensure_local_postgres_ready(host,port)</w:t>
       </w:r>
       <w:r>
         <w:rPr>
@@ -33800,7 +33376,7 @@
         <w:rPr>
           <w:rFonts w:cs="Times New Roman"/>
         </w:rPr>
-        <w:t xml:space="preserve"> PostgreSQL</w:t>
+        <w:t>PostgreSQL</w:t>
       </w:r>
       <w:r>
         <w:rPr>
@@ -33821,7 +33397,7 @@
         <w:rPr>
           <w:rFonts w:cs="Times New Roman"/>
         </w:rPr>
-        <w:t xml:space="preserve">2. </w:t>
+        <w:t>2.</w:t>
       </w:r>
       <w:r>
         <w:rPr>
@@ -33839,7 +33415,7 @@
         <w:rPr>
           <w:rFonts w:cs="Times New Roman"/>
         </w:rPr>
-        <w:t xml:space="preserve"> 1</w:t>
+        <w:t>1</w:t>
       </w:r>
       <w:r>
         <w:rPr>
@@ -33851,7 +33427,7 @@
         <w:rPr>
           <w:rFonts w:cs="Times New Roman"/>
         </w:rPr>
-        <w:t xml:space="preserve"> 8 </w:t>
+        <w:t>8</w:t>
       </w:r>
       <w:r>
         <w:rPr>
@@ -33872,13 +33448,13 @@
         <w:rPr>
           <w:rFonts w:cs="Times New Roman"/>
         </w:rPr>
-        <w:t xml:space="preserve">3. </w:t>
+        <w:t>3.</w:t>
       </w:r>
       <w:r>
         <w:rPr>
           <w:rFonts w:eastAsia="Consolas" w:cs="Times New Roman"/>
         </w:rPr>
-        <w:t>SELECT version()</w:t>
+        <w:t>SELECTversion()</w:t>
       </w:r>
       <w:r>
         <w:rPr>
@@ -33899,7 +33475,7 @@
         <w:rPr>
           <w:rFonts w:cs="Times New Roman"/>
         </w:rPr>
-        <w:t xml:space="preserve">4. </w:t>
+        <w:t>4.</w:t>
       </w:r>
       <w:r>
         <w:rPr>
@@ -33917,7 +33493,7 @@
         <w:rPr>
           <w:rFonts w:cs="Times New Roman"/>
         </w:rPr>
-        <w:t xml:space="preserve"> 15 </w:t>
+        <w:t>15</w:t>
       </w:r>
       <w:r>
         <w:rPr>
@@ -33927,21 +33503,9 @@
       </w:r>
       <w:r>
         <w:rPr>
-          <w:rFonts w:cs="Times New Roman"/>
-        </w:rPr>
-        <w:t xml:space="preserve"> </w:t>
-      </w:r>
-      <w:r>
-        <w:rPr>
           <w:rFonts w:eastAsia="Consolas" w:cs="Times New Roman"/>
         </w:rPr>
         <w:t>requirements_db.sql</w:t>
-      </w:r>
-      <w:r>
-        <w:rPr>
-          <w:rFonts w:cs="Times New Roman"/>
-        </w:rPr>
-        <w:t xml:space="preserve"> </w:t>
       </w:r>
       <w:r>
         <w:rPr>
@@ -33970,7 +33534,7 @@
           <w:rFonts w:cs="Times New Roman"/>
           <w:b/>
         </w:rPr>
-        <w:t xml:space="preserve"> 2</w:t>
+        <w:t>2</w:t>
       </w:r>
       <w:r>
         <w:rPr>
@@ -33998,7 +33562,7 @@
           <w:rFonts w:cs="Times New Roman"/>
           <w:b/>
         </w:rPr>
-        <w:t xml:space="preserve"> SQL </w:t>
+        <w:t>SQL</w:t>
       </w:r>
       <w:r>
         <w:rPr>
@@ -34026,7 +33590,7 @@
         <w:rPr>
           <w:rFonts w:cs="Times New Roman"/>
         </w:rPr>
-        <w:t xml:space="preserve"> SQL </w:t>
+        <w:t>SQL</w:t>
       </w:r>
       <w:r>
         <w:rPr>
@@ -34047,7 +33611,7 @@
         <w:rPr>
           <w:rFonts w:cs="Times New Roman"/>
         </w:rPr>
-        <w:t xml:space="preserve">• </w:t>
+        <w:t>•</w:t>
       </w:r>
       <w:r>
         <w:rPr>
@@ -34057,12 +33621,6 @@
       </w:r>
       <w:r>
         <w:rPr>
-          <w:rFonts w:cs="Times New Roman"/>
-        </w:rPr>
-        <w:t xml:space="preserve"> </w:t>
-      </w:r>
-      <w:r>
-        <w:rPr>
           <w:rFonts w:eastAsia="Consolas" w:cs="Times New Roman"/>
         </w:rPr>
         <w:t>RealDictCursor</w:t>
@@ -34071,19 +33629,13 @@
         <w:rPr>
           <w:rFonts w:cs="Times New Roman"/>
         </w:rPr>
-        <w:t xml:space="preserve"> </w:t>
-      </w:r>
-      <w:r>
-        <w:rPr>
-          <w:rFonts w:cs="Times New Roman"/>
-        </w:rPr>
         <w:t>返回字典行，减少字段名到</w:t>
       </w:r>
       <w:r>
         <w:rPr>
           <w:rFonts w:cs="Times New Roman"/>
         </w:rPr>
-        <w:t xml:space="preserve"> JSON </w:t>
+        <w:t>JSON</w:t>
       </w:r>
       <w:r>
         <w:rPr>
@@ -34104,7 +33656,7 @@
         <w:rPr>
           <w:rFonts w:cs="Times New Roman"/>
         </w:rPr>
-        <w:t xml:space="preserve">• </w:t>
+        <w:t>•</w:t>
       </w:r>
       <w:r>
         <w:rPr>
@@ -34114,12 +33666,6 @@
       </w:r>
       <w:r>
         <w:rPr>
-          <w:rFonts w:cs="Times New Roman"/>
-        </w:rPr>
-        <w:t xml:space="preserve"> </w:t>
-      </w:r>
-      <w:r>
-        <w:rPr>
           <w:rFonts w:eastAsia="Consolas" w:cs="Times New Roman"/>
         </w:rPr>
         <w:t>datetime</w:t>
@@ -34164,19 +33710,13 @@
         <w:rPr>
           <w:rFonts w:cs="Times New Roman"/>
         </w:rPr>
-        <w:t xml:space="preserve"> </w:t>
-      </w:r>
-      <w:r>
-        <w:rPr>
-          <w:rFonts w:cs="Times New Roman"/>
-        </w:rPr>
         <w:t>等</w:t>
       </w:r>
       <w:r>
         <w:rPr>
           <w:rFonts w:cs="Times New Roman"/>
         </w:rPr>
-        <w:t xml:space="preserve"> PostgreSQL </w:t>
+        <w:t>PostgreSQL</w:t>
       </w:r>
       <w:r>
         <w:rPr>
@@ -34197,7 +33737,7 @@
         <w:rPr>
           <w:rFonts w:cs="Times New Roman"/>
         </w:rPr>
-        <w:t xml:space="preserve">• </w:t>
+        <w:t>•</w:t>
       </w:r>
       <w:r>
         <w:rPr>
@@ -34207,15 +33747,9 @@
       </w:r>
       <w:r>
         <w:rPr>
-          <w:rFonts w:cs="Times New Roman"/>
-        </w:rPr>
-        <w:t xml:space="preserve"> </w:t>
-      </w:r>
-      <w:r>
-        <w:rPr>
           <w:rFonts w:eastAsia="Consolas" w:cs="Times New Roman"/>
         </w:rPr>
-        <w:t>columns + rows</w:t>
+        <w:t>columns+rows</w:t>
       </w:r>
       <w:r>
         <w:rPr>
@@ -34236,7 +33770,7 @@
         <w:rPr>
           <w:rFonts w:cs="Times New Roman"/>
         </w:rPr>
-        <w:t xml:space="preserve">• </w:t>
+        <w:t>•</w:t>
       </w:r>
       <w:r>
         <w:rPr>
@@ -34246,21 +33780,9 @@
       </w:r>
       <w:r>
         <w:rPr>
-          <w:rFonts w:cs="Times New Roman"/>
-        </w:rPr>
-        <w:t xml:space="preserve"> </w:t>
-      </w:r>
-      <w:r>
-        <w:rPr>
           <w:rFonts w:eastAsia="Consolas" w:cs="Times New Roman"/>
         </w:rPr>
         <w:t>IntegrityError</w:t>
-      </w:r>
-      <w:r>
-        <w:rPr>
-          <w:rFonts w:cs="Times New Roman"/>
-        </w:rPr>
-        <w:t xml:space="preserve"> </w:t>
       </w:r>
       <w:r>
         <w:rPr>
@@ -34759,7 +34281,7 @@
         <w:spacing w:before="0" w:beforeAutospacing="0" w:after="0" w:afterAutospacing="0"/>
         <w:divId w:val="171802327"/>
         <w:rPr>
-          <w:rFonts w:ascii="Consolas" w:hAnsi="Consolas" w:cs="Courier New" w:hint="eastAsia"/>
+          <w:rFonts w:ascii="Consolas" w:hAnsi="Consolas" w:cs="Courier New"/>
           <w:sz w:val="17"/>
           <w:szCs w:val="17"/>
         </w:rPr>
@@ -35855,7 +35377,6 @@
           <w:sz w:val="17"/>
           <w:szCs w:val="17"/>
         </w:rPr>
-        <w:lastRenderedPageBreak/>
         <w:t xml:space="preserve"> 9. </w:t>
       </w:r>
       <w:r>
@@ -35916,17 +35437,18 @@
         <w:spacing w:before="0" w:beforeAutospacing="0" w:after="0" w:afterAutospacing="0"/>
         <w:divId w:val="1030184663"/>
         <w:rPr>
-          <w:rFonts w:ascii="Consolas" w:hAnsi="Consolas" w:cs="Courier New" w:hint="eastAsia"/>
-          <w:sz w:val="17"/>
-          <w:szCs w:val="17"/>
-        </w:rPr>
-      </w:pPr>
-      <w:r>
-        <w:rPr>
-          <w:rFonts w:ascii="Consolas" w:hAnsi="Consolas" w:cs="Courier New"/>
-          <w:sz w:val="17"/>
-          <w:szCs w:val="17"/>
-        </w:rPr>
+          <w:rFonts w:ascii="Consolas" w:hAnsi="Consolas" w:cs="Courier New"/>
+          <w:sz w:val="17"/>
+          <w:szCs w:val="17"/>
+        </w:rPr>
+      </w:pPr>
+      <w:r>
+        <w:rPr>
+          <w:rFonts w:ascii="Consolas" w:hAnsi="Consolas" w:cs="Courier New"/>
+          <w:sz w:val="17"/>
+          <w:szCs w:val="17"/>
+        </w:rPr>
+        <w:lastRenderedPageBreak/>
         <w:t xml:space="preserve">10. </w:t>
       </w:r>
       <w:r>
@@ -37263,7 +36785,7 @@
         <w:spacing w:before="78" w:after="78"/>
         <w:ind w:firstLine="480"/>
         <w:rPr>
-          <w:rFonts w:cs="Times New Roman" w:hint="eastAsia"/>
+          <w:rFonts w:cs="Times New Roman"/>
         </w:rPr>
       </w:pPr>
       <w:r>
@@ -37274,12 +36796,6 @@
       </w:r>
       <w:r>
         <w:rPr>
-          <w:rFonts w:cs="Times New Roman"/>
-        </w:rPr>
-        <w:t xml:space="preserve"> </w:t>
-      </w:r>
-      <w:r>
-        <w:rPr>
           <w:rFonts w:eastAsia="Consolas" w:cs="Times New Roman"/>
         </w:rPr>
         <w:t>manage_milestone_nodes</w:t>
@@ -37292,12 +36808,6 @@
       </w:r>
       <w:r>
         <w:rPr>
-          <w:rFonts w:cs="Times New Roman"/>
-        </w:rPr>
-        <w:t xml:space="preserve"> </w:t>
-      </w:r>
-      <w:r>
-        <w:rPr>
           <w:rFonts w:eastAsia="Consolas" w:cs="Times New Roman"/>
         </w:rPr>
         <w:t>snapshot_data</w:t>
@@ -37306,19 +36816,13 @@
         <w:rPr>
           <w:rFonts w:cs="Times New Roman"/>
         </w:rPr>
-        <w:t xml:space="preserve"> </w:t>
-      </w:r>
-      <w:r>
-        <w:rPr>
-          <w:rFonts w:cs="Times New Roman"/>
-        </w:rPr>
         <w:t>字段以</w:t>
       </w:r>
       <w:r>
         <w:rPr>
           <w:rFonts w:cs="Times New Roman"/>
         </w:rPr>
-        <w:t xml:space="preserve"> JSONB </w:t>
+        <w:t>JSONB</w:t>
       </w:r>
       <w:r>
         <w:rPr>
@@ -37358,7 +36862,13 @@
       </w:r>
       <w:r>
         <w:rPr>
-          <w:rFonts w:cs="Times New Roman"/>
+          <w:rFonts w:eastAsia="Consolas" w:cs="Times New Roman"/>
+        </w:rPr>
+        <w:t>CREATE</w:t>
+      </w:r>
+      <w:r>
+        <w:rPr>
+          <w:rFonts w:eastAsiaTheme="minorEastAsia" w:cs="Times New Roman" w:hint="eastAsia"/>
         </w:rPr>
         <w:t xml:space="preserve"> </w:t>
       </w:r>
@@ -37366,13 +36876,7 @@
         <w:rPr>
           <w:rFonts w:eastAsia="Consolas" w:cs="Times New Roman"/>
         </w:rPr>
-        <w:t>CREATE INDEX</w:t>
-      </w:r>
-      <w:r>
-        <w:rPr>
-          <w:rFonts w:cs="Times New Roman"/>
-        </w:rPr>
-        <w:t xml:space="preserve"> </w:t>
+        <w:t>INDEX</w:t>
       </w:r>
       <w:r>
         <w:rPr>
@@ -37383,20 +36887,14 @@
       <w:r>
         <w:rPr>
           <w:rFonts w:cs="Times New Roman"/>
-        </w:rPr>
-        <w:t xml:space="preserve"> </w:t>
-      </w:r>
-      <w:r>
-        <w:rPr>
-          <w:rFonts w:cs="Times New Roman"/>
-          <w:b/>
-        </w:rPr>
-        <w:t xml:space="preserve">47 </w:t>
-      </w:r>
-      <w:r>
-        <w:rPr>
-          <w:rFonts w:cs="Times New Roman"/>
-          <w:b/>
+          <w:bCs/>
+        </w:rPr>
+        <w:t>47</w:t>
+      </w:r>
+      <w:r>
+        <w:rPr>
+          <w:rFonts w:cs="Times New Roman"/>
+          <w:bCs/>
         </w:rPr>
         <w:t>个</w:t>
       </w:r>
@@ -37408,21 +36906,9 @@
       </w:r>
       <w:r>
         <w:rPr>
-          <w:rFonts w:cs="Times New Roman"/>
-        </w:rPr>
-        <w:t xml:space="preserve"> </w:t>
-      </w:r>
-      <w:r>
-        <w:rPr>
           <w:rFonts w:eastAsia="Consolas" w:cs="Times New Roman"/>
         </w:rPr>
         <w:t>UNIQUE</w:t>
-      </w:r>
-      <w:r>
-        <w:rPr>
-          <w:rFonts w:cs="Times New Roman"/>
-        </w:rPr>
-        <w:t xml:space="preserve"> </w:t>
       </w:r>
       <w:r>
         <w:rPr>
@@ -37555,7 +37041,7 @@
               <w:rPr>
                 <w:rFonts w:cs="Times New Roman"/>
               </w:rPr>
-              <w:t>idx_requirements_project, idx_defects_requirement</w:t>
+              <w:t>idx_requirements_project,idx_defects_requirement</w:t>
             </w:r>
           </w:p>
         </w:tc>
@@ -37582,7 +37068,7 @@
               <w:rPr>
                 <w:rFonts w:cs="Times New Roman"/>
               </w:rPr>
-              <w:t xml:space="preserve"> JOIN</w:t>
+              <w:t>JOIN</w:t>
             </w:r>
           </w:p>
         </w:tc>
@@ -37629,7 +37115,7 @@
               <w:rPr>
                 <w:rFonts w:cs="Times New Roman"/>
               </w:rPr>
-              <w:t>idx_requirements_status, idx_defects_status</w:t>
+              <w:t>idx_requirements_status,idx_defects_status</w:t>
             </w:r>
           </w:p>
         </w:tc>
@@ -37745,7 +37231,6 @@
               <w:rPr>
                 <w:rFonts w:cs="Times New Roman"/>
               </w:rPr>
-              <w:lastRenderedPageBreak/>
               <w:t>唯一索引</w:t>
             </w:r>
           </w:p>
@@ -37815,6 +37300,7 @@
               <w:rPr>
                 <w:rFonts w:cs="Times New Roman"/>
               </w:rPr>
+              <w:lastRenderedPageBreak/>
               <w:t>复合索引</w:t>
             </w:r>
           </w:p>
@@ -37912,7 +37398,7 @@
       <w:pPr>
         <w:pStyle w:val="a6"/>
         <w:rPr>
-          <w:rFonts w:cs="Times New Roman" w:hint="eastAsia"/>
+          <w:rFonts w:cs="Times New Roman"/>
         </w:rPr>
       </w:pPr>
       <w:r>
@@ -37992,38 +37478,68 @@
       <w:pPr>
         <w:spacing w:before="78" w:after="78"/>
         <w:ind w:firstLine="480"/>
-      </w:pPr>
-      <w:r>
+        <w:rPr>
+          <w:rFonts w:cs="Times New Roman"/>
+        </w:rPr>
+      </w:pPr>
+      <w:r>
+        <w:rPr>
+          <w:rFonts w:cs="Times New Roman"/>
+        </w:rPr>
         <w:t>系统采用</w:t>
       </w:r>
       <w:r>
+        <w:rPr>
+          <w:rFonts w:cs="Times New Roman"/>
+        </w:rPr>
         <w:t>"</w:t>
       </w:r>
       <w:r>
+        <w:rPr>
+          <w:rFonts w:cs="Times New Roman"/>
+        </w:rPr>
         <w:t>双层完整性保障</w:t>
       </w:r>
       <w:r>
+        <w:rPr>
+          <w:rFonts w:cs="Times New Roman"/>
+        </w:rPr>
         <w:t>"</w:t>
       </w:r>
       <w:r>
+        <w:rPr>
+          <w:rFonts w:cs="Times New Roman"/>
+        </w:rPr>
         <w:t>机制：应用层通过</w:t>
       </w:r>
       <w:r>
+        <w:rPr>
+          <w:rFonts w:cs="Times New Roman"/>
+        </w:rPr>
         <w:t xml:space="preserve"> Pydantic </w:t>
       </w:r>
       <w:r>
+        <w:rPr>
+          <w:rFonts w:cs="Times New Roman"/>
+        </w:rPr>
         <w:t>模型和显式参数校验提前拦截非法输入，数据库层通过主键、外键、唯一约束、非空约束、检查约束和触发器保证最终一致性。对于仍由数据库层捕获的完整性错误，</w:t>
       </w:r>
       <w:r>
         <w:rPr>
-          <w:rFonts w:ascii="Consolas" w:eastAsia="Consolas" w:hAnsi="Consolas"/>
+          <w:rFonts w:eastAsia="Consolas" w:cs="Times New Roman"/>
         </w:rPr>
         <w:t>DatabaseManager.execute()</w:t>
       </w:r>
       <w:r>
+        <w:rPr>
+          <w:rFonts w:cs="Times New Roman"/>
+        </w:rPr>
         <w:t xml:space="preserve"> </w:t>
       </w:r>
       <w:r>
+        <w:rPr>
+          <w:rFonts w:cs="Times New Roman"/>
+        </w:rPr>
         <w:t>统一将其翻译为中文提示返回给前端：</w:t>
       </w:r>
     </w:p>
@@ -38210,6 +37726,51 @@
     </w:p>
     <w:p>
       <w:pPr>
+        <w:spacing w:before="78" w:after="78" w:line="360" w:lineRule="auto"/>
+        <w:ind w:firstLine="480"/>
+        <w:rPr>
+          <w:rFonts w:ascii="宋体" w:hAnsi="宋体"/>
+        </w:rPr>
+      </w:pPr>
+    </w:p>
+    <w:p>
+      <w:pPr>
+        <w:spacing w:before="78" w:after="78" w:line="360" w:lineRule="auto"/>
+        <w:ind w:firstLine="480"/>
+        <w:rPr>
+          <w:rFonts w:ascii="宋体" w:hAnsi="宋体"/>
+        </w:rPr>
+      </w:pPr>
+    </w:p>
+    <w:p>
+      <w:pPr>
+        <w:spacing w:before="78" w:after="78" w:line="360" w:lineRule="auto"/>
+        <w:ind w:firstLine="480"/>
+        <w:rPr>
+          <w:rFonts w:ascii="宋体" w:hAnsi="宋体"/>
+        </w:rPr>
+      </w:pPr>
+    </w:p>
+    <w:p>
+      <w:pPr>
+        <w:spacing w:before="78" w:after="78" w:line="360" w:lineRule="auto"/>
+        <w:ind w:firstLine="480"/>
+        <w:rPr>
+          <w:rFonts w:ascii="宋体" w:hAnsi="宋体" w:hint="eastAsia"/>
+        </w:rPr>
+      </w:pPr>
+    </w:p>
+    <w:p>
+      <w:pPr>
+        <w:spacing w:before="78" w:after="78" w:line="360" w:lineRule="auto"/>
+        <w:ind w:firstLine="480"/>
+        <w:rPr>
+          <w:rFonts w:ascii="宋体" w:hAnsi="宋体"/>
+        </w:rPr>
+      </w:pPr>
+    </w:p>
+    <w:p>
+      <w:pPr>
         <w:pStyle w:val="1"/>
         <w:spacing w:before="156" w:after="156"/>
       </w:pPr>
@@ -38217,6 +37778,7 @@
         <w:rPr>
           <w:rFonts w:hint="eastAsia"/>
         </w:rPr>
+        <w:lastRenderedPageBreak/>
         <w:t>经验体会与不足</w:t>
       </w:r>
     </w:p>
@@ -38247,11 +37809,7 @@
         <w:t>”</w:t>
       </w:r>
       <w:r>
-        <w:t>的重</w:t>
-      </w:r>
-      <w:r>
-        <w:lastRenderedPageBreak/>
-        <w:t>要性。本系统不是简单的几张表堆叠，而是围绕</w:t>
+        <w:t>的重要性。本系统不是简单的几张表堆叠，而是围绕</w:t>
       </w:r>
       <w:r>
         <w:t>“</w:t>
@@ -38371,6 +37929,7 @@
         <w:ind w:firstLine="480"/>
       </w:pPr>
       <w:r>
+        <w:lastRenderedPageBreak/>
         <w:t>不过，本系统在设计和实现中仍然存在一些不足。</w:t>
       </w:r>
     </w:p>
@@ -38407,11 +37966,7 @@
         <w:t>TEXT</w:t>
       </w:r>
       <w:r>
-        <w:t>存储，虽然便于快速实现，但在数据约束和后续分析方面不如更严格的数</w:t>
-      </w:r>
-      <w:r>
-        <w:lastRenderedPageBreak/>
-        <w:t>据类型设计规范；此外，多态关联和</w:t>
+        <w:t>存储，虽然便于快速实现，但在数据约束和后续分析方面不如更严格的数据类型设计规范；此外，多态关联和</w:t>
       </w:r>
       <w:r>
         <w:t>JSONB</w:t>
